--- a/templates/plananual/RELIGIÓN 1° A 5°/RELIGIÓN 1° - PROGRAMACIÓN CURRICULAR ANUAL .docx
+++ b/templates/plananual/RELIGIÓN 1° A 5°/RELIGIÓN 1° - PROGRAMACIÓN CURRICULAR ANUAL .docx
@@ -8669,6 +8669,7 @@
                 <w:szCs w:val="20"/>
               </w:rPr>
             </w:pPr>
+            <w:bookmarkStart w:id="1" w:name="_Hlk227075175"/>
             <w:r>
               <w:rPr>
                 <w:rFonts w:ascii="Arial Nova Cond" w:hAnsi="Arial Nova Cond" w:cs="Times New Roman"/>
@@ -8945,7 +8946,6 @@
           <w:tcPr>
             <w:tcW w:w="875" w:type="dxa"/>
             <w:vMerge w:val="restart"/>
-            <w:shd w:val="clear" w:color="auto" w:fill="auto"/>
             <w:vAlign w:val="center"/>
           </w:tcPr>
           <w:p>
@@ -9056,7 +9056,6 @@
         <w:tc>
           <w:tcPr>
             <w:tcW w:w="6169" w:type="dxa"/>
-            <w:shd w:val="clear" w:color="auto" w:fill="auto"/>
             <w:vAlign w:val="center"/>
           </w:tcPr>
           <w:p>
@@ -9091,7 +9090,6 @@
         <w:tc>
           <w:tcPr>
             <w:tcW w:w="2015" w:type="dxa"/>
-            <w:shd w:val="clear" w:color="auto" w:fill="auto"/>
             <w:vAlign w:val="center"/>
           </w:tcPr>
           <w:p>
@@ -9130,7 +9128,7 @@
               <w:autoSpaceDE w:val="0"/>
               <w:autoSpaceDN w:val="0"/>
               <w:adjustRightInd w:val="0"/>
-              <w:jc w:val="center"/>
+              <w:jc w:val="both"/>
               <w:rPr>
                 <w:rFonts w:ascii="Arial Nova Cond" w:hAnsi="Arial Nova Cond" w:cs="Arial"/>
                 <w:color w:val="000000"/>
@@ -9154,7 +9152,6 @@
         <w:tc>
           <w:tcPr>
             <w:tcW w:w="1337" w:type="dxa"/>
-            <w:shd w:val="clear" w:color="auto" w:fill="auto"/>
             <w:vAlign w:val="center"/>
           </w:tcPr>
           <w:p>
@@ -9193,7 +9190,6 @@
           <w:tcPr>
             <w:tcW w:w="875" w:type="dxa"/>
             <w:vMerge/>
-            <w:shd w:val="clear" w:color="auto" w:fill="auto"/>
             <w:vAlign w:val="center"/>
           </w:tcPr>
           <w:p>
@@ -9285,7 +9281,6 @@
         <w:tc>
           <w:tcPr>
             <w:tcW w:w="6169" w:type="dxa"/>
-            <w:shd w:val="clear" w:color="auto" w:fill="auto"/>
             <w:vAlign w:val="center"/>
           </w:tcPr>
           <w:p>
@@ -9320,7 +9315,6 @@
         <w:tc>
           <w:tcPr>
             <w:tcW w:w="2015" w:type="dxa"/>
-            <w:shd w:val="clear" w:color="auto" w:fill="auto"/>
             <w:vAlign w:val="center"/>
           </w:tcPr>
           <w:p>
@@ -9359,7 +9353,7 @@
               <w:autoSpaceDE w:val="0"/>
               <w:autoSpaceDN w:val="0"/>
               <w:adjustRightInd w:val="0"/>
-              <w:jc w:val="center"/>
+              <w:jc w:val="both"/>
               <w:rPr>
                 <w:rFonts w:ascii="Arial Nova Cond" w:hAnsi="Arial Nova Cond" w:cs="Arial"/>
                 <w:color w:val="000000"/>
@@ -9383,7 +9377,6 @@
         <w:tc>
           <w:tcPr>
             <w:tcW w:w="1337" w:type="dxa"/>
-            <w:shd w:val="clear" w:color="auto" w:fill="auto"/>
             <w:vAlign w:val="center"/>
           </w:tcPr>
           <w:p>
@@ -9422,7 +9415,6 @@
           <w:tcPr>
             <w:tcW w:w="875" w:type="dxa"/>
             <w:vMerge/>
-            <w:shd w:val="clear" w:color="auto" w:fill="auto"/>
             <w:vAlign w:val="center"/>
           </w:tcPr>
           <w:p>
@@ -9514,7 +9506,6 @@
         <w:tc>
           <w:tcPr>
             <w:tcW w:w="6169" w:type="dxa"/>
-            <w:shd w:val="clear" w:color="auto" w:fill="auto"/>
             <w:vAlign w:val="center"/>
           </w:tcPr>
           <w:p>
@@ -9549,7 +9540,6 @@
         <w:tc>
           <w:tcPr>
             <w:tcW w:w="2015" w:type="dxa"/>
-            <w:shd w:val="clear" w:color="auto" w:fill="auto"/>
             <w:vAlign w:val="center"/>
           </w:tcPr>
           <w:p>
@@ -9588,7 +9578,7 @@
               <w:autoSpaceDE w:val="0"/>
               <w:autoSpaceDN w:val="0"/>
               <w:adjustRightInd w:val="0"/>
-              <w:jc w:val="center"/>
+              <w:jc w:val="both"/>
               <w:rPr>
                 <w:rFonts w:ascii="Arial Nova Cond" w:hAnsi="Arial Nova Cond" w:cs="Arial"/>
                 <w:color w:val="000000"/>
@@ -9612,7 +9602,6 @@
         <w:tc>
           <w:tcPr>
             <w:tcW w:w="1337" w:type="dxa"/>
-            <w:shd w:val="clear" w:color="auto" w:fill="auto"/>
             <w:vAlign w:val="center"/>
           </w:tcPr>
           <w:p>
@@ -9651,7 +9640,6 @@
           <w:tcPr>
             <w:tcW w:w="875" w:type="dxa"/>
             <w:vMerge w:val="restart"/>
-            <w:shd w:val="clear" w:color="auto" w:fill="auto"/>
             <w:vAlign w:val="center"/>
           </w:tcPr>
           <w:p>
@@ -9754,7 +9742,6 @@
         <w:tc>
           <w:tcPr>
             <w:tcW w:w="6169" w:type="dxa"/>
-            <w:shd w:val="clear" w:color="auto" w:fill="auto"/>
             <w:vAlign w:val="center"/>
           </w:tcPr>
           <w:p>
@@ -9790,7 +9777,6 @@
         <w:tc>
           <w:tcPr>
             <w:tcW w:w="2015" w:type="dxa"/>
-            <w:shd w:val="clear" w:color="auto" w:fill="auto"/>
             <w:vAlign w:val="center"/>
           </w:tcPr>
           <w:p>
@@ -9829,7 +9815,7 @@
               <w:autoSpaceDE w:val="0"/>
               <w:autoSpaceDN w:val="0"/>
               <w:adjustRightInd w:val="0"/>
-              <w:jc w:val="center"/>
+              <w:jc w:val="both"/>
               <w:rPr>
                 <w:rFonts w:ascii="Arial Nova Cond" w:hAnsi="Arial Nova Cond" w:cs="Arial"/>
                 <w:color w:val="000000"/>
@@ -9853,7 +9839,6 @@
         <w:tc>
           <w:tcPr>
             <w:tcW w:w="1337" w:type="dxa"/>
-            <w:shd w:val="clear" w:color="auto" w:fill="auto"/>
             <w:vAlign w:val="center"/>
           </w:tcPr>
           <w:p>
@@ -9892,7 +9877,6 @@
           <w:tcPr>
             <w:tcW w:w="875" w:type="dxa"/>
             <w:vMerge/>
-            <w:shd w:val="clear" w:color="auto" w:fill="auto"/>
             <w:vAlign w:val="center"/>
           </w:tcPr>
           <w:p>
@@ -9984,7 +9968,6 @@
         <w:tc>
           <w:tcPr>
             <w:tcW w:w="6169" w:type="dxa"/>
-            <w:shd w:val="clear" w:color="auto" w:fill="auto"/>
             <w:vAlign w:val="center"/>
           </w:tcPr>
           <w:p>
@@ -10020,7 +10003,6 @@
         <w:tc>
           <w:tcPr>
             <w:tcW w:w="2015" w:type="dxa"/>
-            <w:shd w:val="clear" w:color="auto" w:fill="auto"/>
             <w:vAlign w:val="center"/>
           </w:tcPr>
           <w:p>
@@ -10059,7 +10041,7 @@
               <w:autoSpaceDE w:val="0"/>
               <w:autoSpaceDN w:val="0"/>
               <w:adjustRightInd w:val="0"/>
-              <w:jc w:val="center"/>
+              <w:jc w:val="both"/>
               <w:rPr>
                 <w:rFonts w:ascii="Arial Nova Cond" w:hAnsi="Arial Nova Cond" w:cs="Arial"/>
                 <w:color w:val="000000"/>
@@ -10083,7 +10065,6 @@
         <w:tc>
           <w:tcPr>
             <w:tcW w:w="1337" w:type="dxa"/>
-            <w:shd w:val="clear" w:color="auto" w:fill="auto"/>
             <w:vAlign w:val="center"/>
           </w:tcPr>
           <w:p>
@@ -10122,7 +10103,6 @@
           <w:tcPr>
             <w:tcW w:w="875" w:type="dxa"/>
             <w:vMerge w:val="restart"/>
-            <w:shd w:val="clear" w:color="auto" w:fill="auto"/>
             <w:vAlign w:val="center"/>
           </w:tcPr>
           <w:p>
@@ -10226,7 +10206,6 @@
         <w:tc>
           <w:tcPr>
             <w:tcW w:w="6169" w:type="dxa"/>
-            <w:shd w:val="clear" w:color="auto" w:fill="auto"/>
             <w:vAlign w:val="center"/>
           </w:tcPr>
           <w:p>
@@ -10262,7 +10241,6 @@
         <w:tc>
           <w:tcPr>
             <w:tcW w:w="2015" w:type="dxa"/>
-            <w:shd w:val="clear" w:color="auto" w:fill="auto"/>
             <w:vAlign w:val="center"/>
           </w:tcPr>
           <w:p>
@@ -10301,7 +10279,7 @@
               <w:autoSpaceDE w:val="0"/>
               <w:autoSpaceDN w:val="0"/>
               <w:adjustRightInd w:val="0"/>
-              <w:jc w:val="center"/>
+              <w:jc w:val="both"/>
               <w:rPr>
                 <w:rFonts w:ascii="Arial Nova Cond" w:hAnsi="Arial Nova Cond" w:cs="Arial"/>
                 <w:color w:val="000000"/>
@@ -10325,7 +10303,6 @@
         <w:tc>
           <w:tcPr>
             <w:tcW w:w="1337" w:type="dxa"/>
-            <w:shd w:val="clear" w:color="auto" w:fill="auto"/>
             <w:vAlign w:val="center"/>
           </w:tcPr>
           <w:p>
@@ -10364,7 +10341,6 @@
           <w:tcPr>
             <w:tcW w:w="875" w:type="dxa"/>
             <w:vMerge/>
-            <w:shd w:val="clear" w:color="auto" w:fill="auto"/>
             <w:vAlign w:val="center"/>
           </w:tcPr>
           <w:p>
@@ -10456,7 +10432,6 @@
         <w:tc>
           <w:tcPr>
             <w:tcW w:w="6169" w:type="dxa"/>
-            <w:shd w:val="clear" w:color="auto" w:fill="auto"/>
             <w:vAlign w:val="center"/>
           </w:tcPr>
           <w:p>
@@ -10491,7 +10466,6 @@
         <w:tc>
           <w:tcPr>
             <w:tcW w:w="2015" w:type="dxa"/>
-            <w:shd w:val="clear" w:color="auto" w:fill="auto"/>
             <w:vAlign w:val="center"/>
           </w:tcPr>
           <w:p>
@@ -10530,7 +10504,7 @@
               <w:autoSpaceDE w:val="0"/>
               <w:autoSpaceDN w:val="0"/>
               <w:adjustRightInd w:val="0"/>
-              <w:jc w:val="center"/>
+              <w:jc w:val="both"/>
               <w:rPr>
                 <w:rFonts w:ascii="Arial Nova Cond" w:hAnsi="Arial Nova Cond" w:cs="Arial"/>
                 <w:color w:val="000000"/>
@@ -10554,7 +10528,6 @@
         <w:tc>
           <w:tcPr>
             <w:tcW w:w="1337" w:type="dxa"/>
-            <w:shd w:val="clear" w:color="auto" w:fill="auto"/>
             <w:vAlign w:val="center"/>
           </w:tcPr>
           <w:p>
@@ -10593,7 +10566,6 @@
           <w:tcPr>
             <w:tcW w:w="875" w:type="dxa"/>
             <w:vMerge w:val="restart"/>
-            <w:shd w:val="clear" w:color="auto" w:fill="auto"/>
             <w:vAlign w:val="center"/>
           </w:tcPr>
           <w:p>
@@ -10704,7 +10676,6 @@
         <w:tc>
           <w:tcPr>
             <w:tcW w:w="6169" w:type="dxa"/>
-            <w:shd w:val="clear" w:color="auto" w:fill="auto"/>
             <w:vAlign w:val="center"/>
           </w:tcPr>
           <w:p>
@@ -10739,7 +10710,6 @@
         <w:tc>
           <w:tcPr>
             <w:tcW w:w="2015" w:type="dxa"/>
-            <w:shd w:val="clear" w:color="auto" w:fill="auto"/>
             <w:vAlign w:val="center"/>
           </w:tcPr>
           <w:p>
@@ -10778,7 +10748,7 @@
               <w:autoSpaceDE w:val="0"/>
               <w:autoSpaceDN w:val="0"/>
               <w:adjustRightInd w:val="0"/>
-              <w:jc w:val="center"/>
+              <w:jc w:val="both"/>
               <w:rPr>
                 <w:rFonts w:ascii="Arial Nova Cond" w:hAnsi="Arial Nova Cond" w:cs="Arial"/>
                 <w:color w:val="000000"/>
@@ -10802,7 +10772,6 @@
         <w:tc>
           <w:tcPr>
             <w:tcW w:w="1337" w:type="dxa"/>
-            <w:shd w:val="clear" w:color="auto" w:fill="auto"/>
             <w:vAlign w:val="center"/>
           </w:tcPr>
           <w:p>
@@ -10841,7 +10810,6 @@
           <w:tcPr>
             <w:tcW w:w="875" w:type="dxa"/>
             <w:vMerge/>
-            <w:shd w:val="clear" w:color="auto" w:fill="auto"/>
             <w:vAlign w:val="center"/>
           </w:tcPr>
           <w:p>
@@ -10941,7 +10909,6 @@
         <w:tc>
           <w:tcPr>
             <w:tcW w:w="6169" w:type="dxa"/>
-            <w:shd w:val="clear" w:color="auto" w:fill="auto"/>
             <w:vAlign w:val="center"/>
           </w:tcPr>
           <w:p>
@@ -10977,7 +10944,6 @@
         <w:tc>
           <w:tcPr>
             <w:tcW w:w="2015" w:type="dxa"/>
-            <w:shd w:val="clear" w:color="auto" w:fill="auto"/>
             <w:vAlign w:val="center"/>
           </w:tcPr>
           <w:p>
@@ -11015,7 +10981,7 @@
               <w:autoSpaceDE w:val="0"/>
               <w:autoSpaceDN w:val="0"/>
               <w:adjustRightInd w:val="0"/>
-              <w:jc w:val="center"/>
+              <w:jc w:val="both"/>
               <w:rPr>
                 <w:rFonts w:ascii="Arial Nova Cond" w:hAnsi="Arial Nova Cond" w:cs="Arial"/>
                 <w:color w:val="000000"/>
@@ -11039,7 +11005,6 @@
         <w:tc>
           <w:tcPr>
             <w:tcW w:w="1337" w:type="dxa"/>
-            <w:shd w:val="clear" w:color="auto" w:fill="auto"/>
             <w:vAlign w:val="center"/>
           </w:tcPr>
           <w:p>
@@ -11069,6 +11034,7 @@
           </w:p>
         </w:tc>
       </w:tr>
+      <w:bookmarkEnd w:id="1"/>
     </w:tbl>
     <w:p>
       <w:pPr>

--- a/templates/plananual/RELIGIÓN 1° A 5°/RELIGIÓN 1° - PROGRAMACIÓN CURRICULAR ANUAL .docx
+++ b/templates/plananual/RELIGIÓN 1° A 5°/RELIGIÓN 1° - PROGRAMACIÓN CURRICULAR ANUAL .docx
@@ -1,6 +1,6 @@
 
 <file path=word/document.xml><?xml version="1.0" encoding="utf-8"?>
-<w:document xmlns:wpc="http://schemas.microsoft.com/office/word/2010/wordprocessingCanvas" xmlns:cx="http://schemas.microsoft.com/office/drawing/2014/chartex" xmlns:cx1="http://schemas.microsoft.com/office/drawing/2015/9/8/chartex" xmlns:cx2="http://schemas.microsoft.com/office/drawing/2015/10/21/chartex" xmlns:cx3="http://schemas.microsoft.com/office/drawing/2016/5/9/chartex" xmlns:cx4="http://schemas.microsoft.com/office/drawing/2016/5/10/chartex" xmlns:cx5="http://schemas.microsoft.com/office/drawing/2016/5/11/chartex" xmlns:cx6="http://schemas.microsoft.com/office/drawing/2016/5/12/chartex" xmlns:cx7="http://schemas.microsoft.com/office/drawing/2016/5/13/chartex" xmlns:cx8="http://schemas.microsoft.com/office/drawing/2016/5/14/chartex" xmlns:mc="http://schemas.openxmlformats.org/markup-compatibility/2006" xmlns:aink="http://schemas.microsoft.com/office/drawing/2016/ink" xmlns:am3d="http://schemas.microsoft.com/office/drawing/2017/model3d" xmlns:o="urn:schemas-microsoft-com:office:office" xmlns:oel="http://schemas.microsoft.com/office/2019/extlst" xmlns:r="http://schemas.openxmlformats.org/officeDocument/2006/relationships" xmlns:m="http://schemas.openxmlformats.org/officeDocument/2006/math" xmlns:v="urn:schemas-microsoft-com:vml" xmlns:wp14="http://schemas.microsoft.com/office/word/2010/wordprocessingDrawing" xmlns:wp="http://schemas.openxmlformats.org/drawingml/2006/wordprocessingDrawing" xmlns:w10="urn:schemas-microsoft-com:office:word" xmlns:w="http://schemas.openxmlformats.org/wordprocessingml/2006/main" xmlns:w14="http://schemas.microsoft.com/office/word/2010/wordml" xmlns:w15="http://schemas.microsoft.com/office/word/2012/wordml" xmlns:w16cex="http://schemas.microsoft.com/office/word/2018/wordml/cex" xmlns:w16cid="http://schemas.microsoft.com/office/word/2016/wordml/cid" xmlns:w16="http://schemas.microsoft.com/office/word/2018/wordml" xmlns:w16du="http://schemas.microsoft.com/office/word/2023/wordml/word16du" xmlns:w16sdtdh="http://schemas.microsoft.com/office/word/2020/wordml/sdtdatahash" xmlns:w16se="http://schemas.microsoft.com/office/word/2015/wordml/symex" xmlns:wpg="http://schemas.microsoft.com/office/word/2010/wordprocessingGroup" xmlns:wpi="http://schemas.microsoft.com/office/word/2010/wordprocessingInk" xmlns:wne="http://schemas.microsoft.com/office/word/2006/wordml" xmlns:wps="http://schemas.microsoft.com/office/word/2010/wordprocessingShape" mc:Ignorable="w14 w15 w16se w16cid w16 w16cex w16sdtdh w16du wp14">
+<w:document xmlns:wpc="http://schemas.microsoft.com/office/word/2010/wordprocessingCanvas" xmlns:cx="http://schemas.microsoft.com/office/drawing/2014/chartex" xmlns:cx1="http://schemas.microsoft.com/office/drawing/2015/9/8/chartex" xmlns:cx2="http://schemas.microsoft.com/office/drawing/2015/10/21/chartex" xmlns:cx3="http://schemas.microsoft.com/office/drawing/2016/5/9/chartex" xmlns:cx4="http://schemas.microsoft.com/office/drawing/2016/5/10/chartex" xmlns:cx5="http://schemas.microsoft.com/office/drawing/2016/5/11/chartex" xmlns:cx6="http://schemas.microsoft.com/office/drawing/2016/5/12/chartex" xmlns:cx7="http://schemas.microsoft.com/office/drawing/2016/5/13/chartex" xmlns:cx8="http://schemas.microsoft.com/office/drawing/2016/5/14/chartex" xmlns:mc="http://schemas.openxmlformats.org/markup-compatibility/2006" xmlns:aink="http://schemas.microsoft.com/office/drawing/2016/ink" xmlns:am3d="http://schemas.microsoft.com/office/drawing/2017/model3d" xmlns:o="urn:schemas-microsoft-com:office:office" xmlns:oel="http://schemas.microsoft.com/office/2019/extlst" xmlns:r="http://schemas.openxmlformats.org/officeDocument/2006/relationships" xmlns:m="http://schemas.openxmlformats.org/officeDocument/2006/math" xmlns:v="urn:schemas-microsoft-com:vml" xmlns:wp14="http://schemas.microsoft.com/office/word/2010/wordprocessingDrawing" xmlns:wp="http://schemas.openxmlformats.org/drawingml/2006/wordprocessingDrawing" xmlns:w10="urn:schemas-microsoft-com:office:word" xmlns:w="http://schemas.openxmlformats.org/wordprocessingml/2006/main" xmlns:w14="http://schemas.microsoft.com/office/word/2010/wordml" xmlns:w15="http://schemas.microsoft.com/office/word/2012/wordml" xmlns:w16cex="http://schemas.microsoft.com/office/word/2018/wordml/cex" xmlns:w16cid="http://schemas.microsoft.com/office/word/2016/wordml/cid" xmlns:w16="http://schemas.microsoft.com/office/word/2018/wordml" xmlns:w16du="http://schemas.microsoft.com/office/word/2023/wordml/word16du" xmlns:w16sdtdh="http://schemas.microsoft.com/office/word/2020/wordml/sdtdatahash" xmlns:w16sdtfl="http://schemas.microsoft.com/office/word/2024/wordml/sdtformatlock" xmlns:w16se="http://schemas.microsoft.com/office/word/2015/wordml/symex" xmlns:wpg="http://schemas.microsoft.com/office/word/2010/wordprocessingGroup" xmlns:wpi="http://schemas.microsoft.com/office/word/2010/wordprocessingInk" xmlns:wne="http://schemas.microsoft.com/office/word/2006/wordml" xmlns:wps="http://schemas.microsoft.com/office/word/2010/wordprocessingShape" mc:Ignorable="w14 w15 w16se w16cid w16 w16cex w16sdtdh w16sdtfl w16du wp14">
   <w:body>
     <w:p>
       <w:pPr>
@@ -1164,7 +1164,7 @@
       </w:tblGrid>
       <w:tr>
         <w:trPr>
-          <w:trHeight w:val="1246"/>
+          <w:trHeight w:val="821"/>
         </w:trPr>
         <w:tc>
           <w:tcPr>
@@ -1567,6 +1567,19 @@
         </w:tc>
       </w:tr>
     </w:tbl>
+    <w:p>
+      <w:pPr>
+        <w:pStyle w:val="Prrafodelista"/>
+        <w:spacing w:line="276" w:lineRule="auto"/>
+        <w:ind w:left="-284" w:right="-455"/>
+        <w:rPr>
+          <w:rFonts w:ascii="Arial Nova Cond Light" w:hAnsi="Arial Nova Cond Light" w:cs="Times New Roman"/>
+          <w:b/>
+          <w:bCs/>
+          <w:color w:val="000000" w:themeColor="text1"/>
+        </w:rPr>
+      </w:pPr>
+    </w:p>
     <w:p>
       <w:pPr>
         <w:pStyle w:val="Prrafodelista"/>
@@ -2931,29 +2944,16 @@
                 <w:szCs w:val="20"/>
               </w:rPr>
             </w:pPr>
-            <w:proofErr w:type="spellStart"/>
-            <w:r>
-              <w:rPr>
-                <w:rFonts w:ascii="Arial Nova Cond Light" w:hAnsi="Arial Nova Cond Light" w:cs="Times New Roman"/>
-                <w:b/>
-                <w:bCs/>
-                <w:color w:val="000000" w:themeColor="text1"/>
-                <w:sz w:val="20"/>
-                <w:szCs w:val="20"/>
-              </w:rPr>
-              <w:t>N°</w:t>
-            </w:r>
-            <w:proofErr w:type="spellEnd"/>
-            <w:r>
-              <w:rPr>
-                <w:rFonts w:ascii="Arial Nova Cond Light" w:hAnsi="Arial Nova Cond Light" w:cs="Times New Roman"/>
-                <w:b/>
-                <w:bCs/>
-                <w:color w:val="000000" w:themeColor="text1"/>
-                <w:sz w:val="20"/>
-                <w:szCs w:val="20"/>
-              </w:rPr>
-              <w:t xml:space="preserve"> DE SEMANAS LECTIVAS</w:t>
+            <w:r>
+              <w:rPr>
+                <w:rFonts w:ascii="Arial Nova Cond Light" w:hAnsi="Arial Nova Cond Light" w:cs="Times New Roman"/>
+                <w:b/>
+                <w:bCs/>
+                <w:color w:val="000000" w:themeColor="text1"/>
+                <w:sz w:val="20"/>
+                <w:szCs w:val="20"/>
+              </w:rPr>
+              <w:t>N° DE SEMANAS LECTIVAS</w:t>
             </w:r>
           </w:p>
         </w:tc>
@@ -2978,29 +2978,16 @@
                 <w:szCs w:val="20"/>
               </w:rPr>
             </w:pPr>
-            <w:proofErr w:type="spellStart"/>
-            <w:r>
-              <w:rPr>
-                <w:rFonts w:ascii="Arial Nova Cond Light" w:hAnsi="Arial Nova Cond Light" w:cs="Times New Roman"/>
-                <w:b/>
-                <w:bCs/>
-                <w:color w:val="000000" w:themeColor="text1"/>
-                <w:sz w:val="20"/>
-                <w:szCs w:val="20"/>
-              </w:rPr>
-              <w:t>N°</w:t>
-            </w:r>
-            <w:proofErr w:type="spellEnd"/>
-            <w:r>
-              <w:rPr>
-                <w:rFonts w:ascii="Arial Nova Cond Light" w:hAnsi="Arial Nova Cond Light" w:cs="Times New Roman"/>
-                <w:b/>
-                <w:bCs/>
-                <w:color w:val="000000" w:themeColor="text1"/>
-                <w:sz w:val="20"/>
-                <w:szCs w:val="20"/>
-              </w:rPr>
-              <w:t xml:space="preserve"> UNIDADES</w:t>
+            <w:r>
+              <w:rPr>
+                <w:rFonts w:ascii="Arial Nova Cond Light" w:hAnsi="Arial Nova Cond Light" w:cs="Times New Roman"/>
+                <w:b/>
+                <w:bCs/>
+                <w:color w:val="000000" w:themeColor="text1"/>
+                <w:sz w:val="20"/>
+                <w:szCs w:val="20"/>
+              </w:rPr>
+              <w:t>N° UNIDADES</w:t>
             </w:r>
           </w:p>
         </w:tc>
@@ -8636,13 +8623,13 @@
         <w:tblLook w:val="04A0" w:firstRow="1" w:lastRow="0" w:firstColumn="1" w:lastColumn="0" w:noHBand="0" w:noVBand="1"/>
       </w:tblPr>
       <w:tblGrid>
-        <w:gridCol w:w="875"/>
-        <w:gridCol w:w="1095"/>
-        <w:gridCol w:w="1726"/>
-        <w:gridCol w:w="6169"/>
-        <w:gridCol w:w="2015"/>
-        <w:gridCol w:w="1634"/>
-        <w:gridCol w:w="1337"/>
+        <w:gridCol w:w="818"/>
+        <w:gridCol w:w="1018"/>
+        <w:gridCol w:w="5379"/>
+        <w:gridCol w:w="1984"/>
+        <w:gridCol w:w="2693"/>
+        <w:gridCol w:w="1560"/>
+        <w:gridCol w:w="1399"/>
       </w:tblGrid>
       <w:tr>
         <w:trPr>
@@ -8651,7 +8638,7 @@
         </w:trPr>
         <w:tc>
           <w:tcPr>
-            <w:tcW w:w="875" w:type="dxa"/>
+            <w:tcW w:w="818" w:type="dxa"/>
             <w:shd w:val="clear" w:color="auto" w:fill="C1F0C7" w:themeFill="accent3" w:themeFillTint="33"/>
             <w:vAlign w:val="center"/>
           </w:tcPr>
@@ -8685,7 +8672,7 @@
         </w:tc>
         <w:tc>
           <w:tcPr>
-            <w:tcW w:w="1095" w:type="dxa"/>
+            <w:tcW w:w="1018" w:type="dxa"/>
             <w:shd w:val="clear" w:color="auto" w:fill="C1F0C7" w:themeFill="accent3" w:themeFillTint="33"/>
             <w:vAlign w:val="center"/>
           </w:tcPr>
@@ -8718,7 +8705,7 @@
         </w:tc>
         <w:tc>
           <w:tcPr>
-            <w:tcW w:w="1726" w:type="dxa"/>
+            <w:tcW w:w="5379" w:type="dxa"/>
             <w:shd w:val="clear" w:color="auto" w:fill="C1F0C7" w:themeFill="accent3" w:themeFillTint="33"/>
             <w:vAlign w:val="center"/>
           </w:tcPr>
@@ -8745,13 +8732,35 @@
                 <w:sz w:val="20"/>
                 <w:szCs w:val="20"/>
               </w:rPr>
-              <w:t>PROBLEMA / POTENCIALIDAD</w:t>
-            </w:r>
-          </w:p>
-        </w:tc>
-        <w:tc>
-          <w:tcPr>
-            <w:tcW w:w="6169" w:type="dxa"/>
+              <w:t>SITUACIÓN SIGNIF</w:t>
+            </w:r>
+            <w:r>
+              <w:rPr>
+                <w:rFonts w:ascii="Arial Nova Cond" w:hAnsi="Arial Nova Cond" w:cs="Times New Roman"/>
+                <w:b/>
+                <w:bCs/>
+                <w:color w:val="000000" w:themeColor="text1"/>
+                <w:sz w:val="20"/>
+                <w:szCs w:val="20"/>
+              </w:rPr>
+              <w:t>I</w:t>
+            </w:r>
+            <w:r>
+              <w:rPr>
+                <w:rFonts w:ascii="Arial Nova Cond" w:hAnsi="Arial Nova Cond" w:cs="Times New Roman"/>
+                <w:b/>
+                <w:bCs/>
+                <w:color w:val="000000" w:themeColor="text1"/>
+                <w:sz w:val="20"/>
+                <w:szCs w:val="20"/>
+              </w:rPr>
+              <w:t>CATIVA</w:t>
+            </w:r>
+          </w:p>
+        </w:tc>
+        <w:tc>
+          <w:tcPr>
+            <w:tcW w:w="1984" w:type="dxa"/>
             <w:shd w:val="clear" w:color="auto" w:fill="C1F0C7" w:themeFill="accent3" w:themeFillTint="33"/>
             <w:vAlign w:val="center"/>
           </w:tcPr>
@@ -8778,7 +8787,7 @@
                 <w:sz w:val="20"/>
                 <w:szCs w:val="20"/>
               </w:rPr>
-              <w:t>SITUACIÓN SIGNIF</w:t>
+              <w:t>TÍTULO DE LA UNIDAD DID</w:t>
             </w:r>
             <w:r>
               <w:rPr>
@@ -8789,7 +8798,7 @@
                 <w:sz w:val="20"/>
                 <w:szCs w:val="20"/>
               </w:rPr>
-              <w:t>I</w:t>
+              <w:t>Á</w:t>
             </w:r>
             <w:r>
               <w:rPr>
@@ -8800,13 +8809,24 @@
                 <w:sz w:val="20"/>
                 <w:szCs w:val="20"/>
               </w:rPr>
-              <w:t>CATIVA</w:t>
-            </w:r>
-          </w:p>
-        </w:tc>
-        <w:tc>
-          <w:tcPr>
-            <w:tcW w:w="2015" w:type="dxa"/>
+              <w:t>CTICA</w:t>
+            </w:r>
+            <w:r>
+              <w:rPr>
+                <w:rFonts w:ascii="Arial Nova Cond" w:hAnsi="Arial Nova Cond" w:cs="Times New Roman"/>
+                <w:b/>
+                <w:bCs/>
+                <w:color w:val="000000" w:themeColor="text1"/>
+                <w:sz w:val="20"/>
+                <w:szCs w:val="20"/>
+              </w:rPr>
+              <w:t>.</w:t>
+            </w:r>
+          </w:p>
+        </w:tc>
+        <w:tc>
+          <w:tcPr>
+            <w:tcW w:w="2693" w:type="dxa"/>
             <w:shd w:val="clear" w:color="auto" w:fill="C1F0C7" w:themeFill="accent3" w:themeFillTint="33"/>
             <w:vAlign w:val="center"/>
           </w:tcPr>
@@ -8833,9 +8853,21 @@
                 <w:sz w:val="20"/>
                 <w:szCs w:val="20"/>
               </w:rPr>
-              <w:t>TÍTULO DE LA UNIDAD DID</w:t>
-            </w:r>
-            <w:r>
+              <w:t>CAMPO TEMATICO</w:t>
+            </w:r>
+          </w:p>
+        </w:tc>
+        <w:tc>
+          <w:tcPr>
+            <w:tcW w:w="1560" w:type="dxa"/>
+            <w:shd w:val="clear" w:color="auto" w:fill="C1F0C7" w:themeFill="accent3" w:themeFillTint="33"/>
+            <w:vAlign w:val="center"/>
+          </w:tcPr>
+          <w:p>
+            <w:pPr>
+              <w:pStyle w:val="Prrafodelista"/>
+              <w:ind w:left="0"/>
+              <w:jc w:val="center"/>
               <w:rPr>
                 <w:rFonts w:ascii="Arial Nova Cond" w:hAnsi="Arial Nova Cond" w:cs="Times New Roman"/>
                 <w:b/>
@@ -8844,8 +8876,7 @@
                 <w:sz w:val="20"/>
                 <w:szCs w:val="20"/>
               </w:rPr>
-              <w:t>Á</w:t>
-            </w:r>
+            </w:pPr>
             <w:r>
               <w:rPr>
                 <w:rFonts w:ascii="Arial Nova Cond" w:hAnsi="Arial Nova Cond" w:cs="Times New Roman"/>
@@ -8855,57 +8886,13 @@
                 <w:sz w:val="20"/>
                 <w:szCs w:val="20"/>
               </w:rPr>
-              <w:t>CTICA</w:t>
-            </w:r>
-            <w:r>
-              <w:rPr>
-                <w:rFonts w:ascii="Arial Nova Cond" w:hAnsi="Arial Nova Cond" w:cs="Times New Roman"/>
-                <w:b/>
-                <w:bCs/>
-                <w:color w:val="000000" w:themeColor="text1"/>
-                <w:sz w:val="20"/>
-                <w:szCs w:val="20"/>
-              </w:rPr>
-              <w:t>.</w:t>
-            </w:r>
-          </w:p>
-        </w:tc>
-        <w:tc>
-          <w:tcPr>
-            <w:tcW w:w="1634" w:type="dxa"/>
-            <w:shd w:val="clear" w:color="auto" w:fill="C1F0C7" w:themeFill="accent3" w:themeFillTint="33"/>
-            <w:vAlign w:val="center"/>
-          </w:tcPr>
-          <w:p>
-            <w:pPr>
-              <w:pStyle w:val="Prrafodelista"/>
-              <w:ind w:left="0"/>
-              <w:jc w:val="center"/>
-              <w:rPr>
-                <w:rFonts w:ascii="Arial Nova Cond" w:hAnsi="Arial Nova Cond" w:cs="Times New Roman"/>
-                <w:b/>
-                <w:bCs/>
-                <w:color w:val="000000" w:themeColor="text1"/>
-                <w:sz w:val="20"/>
-                <w:szCs w:val="20"/>
-              </w:rPr>
-            </w:pPr>
-            <w:r>
-              <w:rPr>
-                <w:rFonts w:ascii="Arial Nova Cond" w:hAnsi="Arial Nova Cond" w:cs="Times New Roman"/>
-                <w:b/>
-                <w:bCs/>
-                <w:color w:val="000000" w:themeColor="text1"/>
-                <w:sz w:val="20"/>
-                <w:szCs w:val="20"/>
-              </w:rPr>
               <w:t>COMPETENCIAS</w:t>
             </w:r>
           </w:p>
         </w:tc>
         <w:tc>
           <w:tcPr>
-            <w:tcW w:w="1337" w:type="dxa"/>
+            <w:tcW w:w="1399" w:type="dxa"/>
             <w:shd w:val="clear" w:color="auto" w:fill="C1F0C7" w:themeFill="accent3" w:themeFillTint="33"/>
             <w:vAlign w:val="center"/>
           </w:tcPr>
@@ -8944,7 +8931,7 @@
         </w:trPr>
         <w:tc>
           <w:tcPr>
-            <w:tcW w:w="875" w:type="dxa"/>
+            <w:tcW w:w="818" w:type="dxa"/>
             <w:vMerge w:val="restart"/>
             <w:vAlign w:val="center"/>
           </w:tcPr>
@@ -8983,7 +8970,7 @@
         </w:tc>
         <w:tc>
           <w:tcPr>
-            <w:tcW w:w="1095" w:type="dxa"/>
+            <w:tcW w:w="1018" w:type="dxa"/>
             <w:vAlign w:val="center"/>
           </w:tcPr>
           <w:p>
@@ -9021,7 +9008,7 @@
         </w:tc>
         <w:tc>
           <w:tcPr>
-            <w:tcW w:w="1726" w:type="dxa"/>
+            <w:tcW w:w="5379" w:type="dxa"/>
             <w:vAlign w:val="center"/>
           </w:tcPr>
           <w:p>
@@ -9049,47 +9036,13 @@
                 <w:szCs w:val="20"/>
                 <w:lang w:val="es-ES_tradnl"/>
               </w:rPr>
-              <w:t>{{problemapotencialidad0}}</w:t>
-            </w:r>
-          </w:p>
-        </w:tc>
-        <w:tc>
-          <w:tcPr>
-            <w:tcW w:w="6169" w:type="dxa"/>
-            <w:vAlign w:val="center"/>
-          </w:tcPr>
-          <w:p>
-            <w:pPr>
-              <w:pStyle w:val="Prrafodelista"/>
-              <w:tabs>
-                <w:tab w:val="left" w:pos="0"/>
-                <w:tab w:val="left" w:pos="142"/>
-                <w:tab w:val="left" w:pos="284"/>
-              </w:tabs>
-              <w:spacing w:line="276" w:lineRule="auto"/>
-              <w:ind w:left="0"/>
-              <w:jc w:val="both"/>
-              <w:rPr>
-                <w:rFonts w:ascii="Arial Nova Cond" w:eastAsia="Calibri" w:hAnsi="Arial Nova Cond" w:cs="Times New Roman"/>
-                <w:sz w:val="20"/>
-                <w:szCs w:val="20"/>
-                <w:lang w:val="es-ES_tradnl"/>
-              </w:rPr>
-            </w:pPr>
-            <w:r>
-              <w:rPr>
-                <w:rFonts w:ascii="Arial Nova Cond" w:eastAsia="Calibri" w:hAnsi="Arial Nova Cond" w:cs="Times New Roman"/>
-                <w:sz w:val="20"/>
-                <w:szCs w:val="20"/>
-                <w:lang w:val="es-ES_tradnl"/>
-              </w:rPr>
-              <w:t>{{situacionsignificativa0}}</w:t>
-            </w:r>
-          </w:p>
-        </w:tc>
-        <w:tc>
-          <w:tcPr>
-            <w:tcW w:w="2015" w:type="dxa"/>
+              <w:t xml:space="preserve">{{situacionsignificativa0}} </w:t>
+            </w:r>
+          </w:p>
+        </w:tc>
+        <w:tc>
+          <w:tcPr>
+            <w:tcW w:w="1984" w:type="dxa"/>
             <w:vAlign w:val="center"/>
           </w:tcPr>
           <w:p>
@@ -9120,7 +9073,7 @@
         </w:tc>
         <w:tc>
           <w:tcPr>
-            <w:tcW w:w="1634" w:type="dxa"/>
+            <w:tcW w:w="2693" w:type="dxa"/>
             <w:vAlign w:val="center"/>
           </w:tcPr>
           <w:p>
@@ -9145,13 +9098,13 @@
                 <w:sz w:val="20"/>
                 <w:szCs w:val="20"/>
               </w:rPr>
-              <w:t>{{competencias0}}</w:t>
-            </w:r>
-          </w:p>
-        </w:tc>
-        <w:tc>
-          <w:tcPr>
-            <w:tcW w:w="1337" w:type="dxa"/>
+              <w:t>{{campotematico0}}</w:t>
+            </w:r>
+          </w:p>
+        </w:tc>
+        <w:tc>
+          <w:tcPr>
+            <w:tcW w:w="1560" w:type="dxa"/>
             <w:vAlign w:val="center"/>
           </w:tcPr>
           <w:p>
@@ -9159,7 +9112,38 @@
               <w:autoSpaceDE w:val="0"/>
               <w:autoSpaceDN w:val="0"/>
               <w:adjustRightInd w:val="0"/>
-              <w:jc w:val="center"/>
+              <w:jc w:val="both"/>
+              <w:rPr>
+                <w:rFonts w:ascii="Arial Nova Cond" w:hAnsi="Arial Nova Cond" w:cs="Arial"/>
+                <w:color w:val="000000"/>
+                <w:kern w:val="0"/>
+                <w:sz w:val="20"/>
+                <w:szCs w:val="20"/>
+              </w:rPr>
+            </w:pPr>
+            <w:r>
+              <w:rPr>
+                <w:rFonts w:ascii="Arial Nova Cond" w:hAnsi="Arial Nova Cond" w:cs="Arial"/>
+                <w:color w:val="000000"/>
+                <w:kern w:val="0"/>
+                <w:sz w:val="20"/>
+                <w:szCs w:val="20"/>
+              </w:rPr>
+              <w:t>{{competencias0}}</w:t>
+            </w:r>
+          </w:p>
+        </w:tc>
+        <w:tc>
+          <w:tcPr>
+            <w:tcW w:w="1399" w:type="dxa"/>
+            <w:vAlign w:val="center"/>
+          </w:tcPr>
+          <w:p>
+            <w:pPr>
+              <w:autoSpaceDE w:val="0"/>
+              <w:autoSpaceDN w:val="0"/>
+              <w:adjustRightInd w:val="0"/>
+              <w:jc w:val="both"/>
               <w:rPr>
                 <w:rFonts w:ascii="Arial Nova Cond" w:hAnsi="Arial Nova Cond" w:cs="Arial"/>
                 <w:color w:val="000000"/>
@@ -9188,7 +9172,7 @@
         </w:trPr>
         <w:tc>
           <w:tcPr>
-            <w:tcW w:w="875" w:type="dxa"/>
+            <w:tcW w:w="818" w:type="dxa"/>
             <w:vMerge/>
             <w:vAlign w:val="center"/>
           </w:tcPr>
@@ -9216,7 +9200,7 @@
         </w:tc>
         <w:tc>
           <w:tcPr>
-            <w:tcW w:w="1095" w:type="dxa"/>
+            <w:tcW w:w="1018" w:type="dxa"/>
             <w:vAlign w:val="center"/>
           </w:tcPr>
           <w:p>
@@ -9254,33 +9238,7 @@
         </w:tc>
         <w:tc>
           <w:tcPr>
-            <w:tcW w:w="1726" w:type="dxa"/>
-            <w:vAlign w:val="center"/>
-          </w:tcPr>
-          <w:p>
-            <w:pPr>
-              <w:pStyle w:val="NormalWeb"/>
-              <w:jc w:val="both"/>
-              <w:rPr>
-                <w:rFonts w:ascii="Arial Nova Cond" w:hAnsi="Arial Nova Cond"/>
-                <w:sz w:val="20"/>
-                <w:szCs w:val="20"/>
-              </w:rPr>
-            </w:pPr>
-            <w:r>
-              <w:rPr>
-                <w:rFonts w:ascii="Arial Nova Cond" w:eastAsia="Calibri" w:hAnsi="Arial Nova Cond"/>
-                <w:sz w:val="20"/>
-                <w:szCs w:val="20"/>
-                <w:lang w:val="es-ES_tradnl"/>
-              </w:rPr>
-              <w:t>{{problemapotencialidad1}}</w:t>
-            </w:r>
-          </w:p>
-        </w:tc>
-        <w:tc>
-          <w:tcPr>
-            <w:tcW w:w="6169" w:type="dxa"/>
+            <w:tcW w:w="5379" w:type="dxa"/>
             <w:vAlign w:val="center"/>
           </w:tcPr>
           <w:p>
@@ -9314,7 +9272,7 @@
         </w:tc>
         <w:tc>
           <w:tcPr>
-            <w:tcW w:w="2015" w:type="dxa"/>
+            <w:tcW w:w="1984" w:type="dxa"/>
             <w:vAlign w:val="center"/>
           </w:tcPr>
           <w:p>
@@ -9341,11 +9299,21 @@
               </w:rPr>
               <w:t>{{titulosituacionsignificativa1}}</w:t>
             </w:r>
-          </w:p>
-        </w:tc>
-        <w:tc>
-          <w:tcPr>
-            <w:tcW w:w="1634" w:type="dxa"/>
+            <w:r>
+              <w:rPr>
+                <w:rFonts w:ascii="Arial Nova Cond" w:hAnsi="Arial Nova Cond" w:cs="Arial"/>
+                <w:color w:val="000000"/>
+                <w:kern w:val="0"/>
+                <w:sz w:val="20"/>
+                <w:szCs w:val="20"/>
+              </w:rPr>
+              <w:t xml:space="preserve"> </w:t>
+            </w:r>
+          </w:p>
+        </w:tc>
+        <w:tc>
+          <w:tcPr>
+            <w:tcW w:w="2693" w:type="dxa"/>
             <w:vAlign w:val="center"/>
           </w:tcPr>
           <w:p>
@@ -9370,13 +9338,23 @@
                 <w:sz w:val="20"/>
                 <w:szCs w:val="20"/>
               </w:rPr>
-              <w:t>{{competencias1}}</w:t>
-            </w:r>
-          </w:p>
-        </w:tc>
-        <w:tc>
-          <w:tcPr>
-            <w:tcW w:w="1337" w:type="dxa"/>
+              <w:t>{{campotematico1}}</w:t>
+            </w:r>
+            <w:r>
+              <w:rPr>
+                <w:rFonts w:ascii="Arial Nova Cond" w:hAnsi="Arial Nova Cond" w:cs="Arial"/>
+                <w:color w:val="000000"/>
+                <w:kern w:val="0"/>
+                <w:sz w:val="20"/>
+                <w:szCs w:val="20"/>
+              </w:rPr>
+              <w:t xml:space="preserve"> </w:t>
+            </w:r>
+          </w:p>
+        </w:tc>
+        <w:tc>
+          <w:tcPr>
+            <w:tcW w:w="1560" w:type="dxa"/>
             <w:vAlign w:val="center"/>
           </w:tcPr>
           <w:p>
@@ -9384,7 +9362,7 @@
               <w:autoSpaceDE w:val="0"/>
               <w:autoSpaceDN w:val="0"/>
               <w:adjustRightInd w:val="0"/>
-              <w:jc w:val="center"/>
+              <w:jc w:val="both"/>
               <w:rPr>
                 <w:rFonts w:ascii="Arial Nova Cond" w:hAnsi="Arial Nova Cond" w:cs="Arial"/>
                 <w:color w:val="000000"/>
@@ -9401,7 +9379,58 @@
                 <w:sz w:val="20"/>
                 <w:szCs w:val="20"/>
               </w:rPr>
+              <w:t>{{competencias1}}</w:t>
+            </w:r>
+            <w:r>
+              <w:rPr>
+                <w:rFonts w:ascii="Arial Nova Cond" w:hAnsi="Arial Nova Cond" w:cs="Arial"/>
+                <w:color w:val="000000"/>
+                <w:kern w:val="0"/>
+                <w:sz w:val="20"/>
+                <w:szCs w:val="20"/>
+              </w:rPr>
+              <w:t xml:space="preserve"> </w:t>
+            </w:r>
+          </w:p>
+        </w:tc>
+        <w:tc>
+          <w:tcPr>
+            <w:tcW w:w="1399" w:type="dxa"/>
+            <w:vAlign w:val="center"/>
+          </w:tcPr>
+          <w:p>
+            <w:pPr>
+              <w:autoSpaceDE w:val="0"/>
+              <w:autoSpaceDN w:val="0"/>
+              <w:adjustRightInd w:val="0"/>
+              <w:jc w:val="both"/>
+              <w:rPr>
+                <w:rFonts w:ascii="Arial Nova Cond" w:hAnsi="Arial Nova Cond" w:cs="Arial"/>
+                <w:color w:val="000000"/>
+                <w:kern w:val="0"/>
+                <w:sz w:val="20"/>
+                <w:szCs w:val="20"/>
+              </w:rPr>
+            </w:pPr>
+            <w:r>
+              <w:rPr>
+                <w:rFonts w:ascii="Arial Nova Cond" w:hAnsi="Arial Nova Cond" w:cs="Arial"/>
+                <w:color w:val="000000"/>
+                <w:kern w:val="0"/>
+                <w:sz w:val="20"/>
+                <w:szCs w:val="20"/>
+              </w:rPr>
               <w:t>{{producto1}}</w:t>
+            </w:r>
+            <w:r>
+              <w:rPr>
+                <w:rFonts w:ascii="Arial Nova Cond" w:hAnsi="Arial Nova Cond" w:cs="Arial"/>
+                <w:color w:val="000000"/>
+                <w:kern w:val="0"/>
+                <w:sz w:val="20"/>
+                <w:szCs w:val="20"/>
+              </w:rPr>
+              <w:t xml:space="preserve"> </w:t>
             </w:r>
           </w:p>
         </w:tc>
@@ -9413,7 +9442,7 @@
         </w:trPr>
         <w:tc>
           <w:tcPr>
-            <w:tcW w:w="875" w:type="dxa"/>
+            <w:tcW w:w="818" w:type="dxa"/>
             <w:vMerge/>
             <w:vAlign w:val="center"/>
           </w:tcPr>
@@ -9441,7 +9470,7 @@
         </w:tc>
         <w:tc>
           <w:tcPr>
-            <w:tcW w:w="1095" w:type="dxa"/>
+            <w:tcW w:w="1018" w:type="dxa"/>
             <w:vAlign w:val="center"/>
           </w:tcPr>
           <w:p>
@@ -9479,33 +9508,7 @@
         </w:tc>
         <w:tc>
           <w:tcPr>
-            <w:tcW w:w="1726" w:type="dxa"/>
-            <w:vAlign w:val="center"/>
-          </w:tcPr>
-          <w:p>
-            <w:pPr>
-              <w:pStyle w:val="NormalWeb"/>
-              <w:jc w:val="both"/>
-              <w:rPr>
-                <w:rFonts w:ascii="Arial Nova Cond" w:eastAsia="Calibri" w:hAnsi="Arial Nova Cond"/>
-                <w:sz w:val="20"/>
-                <w:szCs w:val="20"/>
-              </w:rPr>
-            </w:pPr>
-            <w:r>
-              <w:rPr>
-                <w:rFonts w:ascii="Arial Nova Cond" w:eastAsia="Calibri" w:hAnsi="Arial Nova Cond"/>
-                <w:sz w:val="20"/>
-                <w:szCs w:val="20"/>
-                <w:lang w:val="es-ES_tradnl"/>
-              </w:rPr>
-              <w:t>{{problemapotencialidad2}}</w:t>
-            </w:r>
-          </w:p>
-        </w:tc>
-        <w:tc>
-          <w:tcPr>
-            <w:tcW w:w="6169" w:type="dxa"/>
+            <w:tcW w:w="5379" w:type="dxa"/>
             <w:vAlign w:val="center"/>
           </w:tcPr>
           <w:p>
@@ -9535,11 +9538,20 @@
               </w:rPr>
               <w:t>{{situacionsignificativa2}}</w:t>
             </w:r>
-          </w:p>
-        </w:tc>
-        <w:tc>
-          <w:tcPr>
-            <w:tcW w:w="2015" w:type="dxa"/>
+            <w:r>
+              <w:rPr>
+                <w:rFonts w:ascii="Arial Nova Cond" w:eastAsia="Calibri" w:hAnsi="Arial Nova Cond" w:cs="Times New Roman"/>
+                <w:sz w:val="20"/>
+                <w:szCs w:val="20"/>
+                <w:lang w:val="es-ES_tradnl"/>
+              </w:rPr>
+              <w:t xml:space="preserve"> </w:t>
+            </w:r>
+          </w:p>
+        </w:tc>
+        <w:tc>
+          <w:tcPr>
+            <w:tcW w:w="1984" w:type="dxa"/>
             <w:vAlign w:val="center"/>
           </w:tcPr>
           <w:p>
@@ -9570,7 +9582,7 @@
         </w:tc>
         <w:tc>
           <w:tcPr>
-            <w:tcW w:w="1634" w:type="dxa"/>
+            <w:tcW w:w="2693" w:type="dxa"/>
             <w:vAlign w:val="center"/>
           </w:tcPr>
           <w:p>
@@ -9595,13 +9607,23 @@
                 <w:sz w:val="20"/>
                 <w:szCs w:val="20"/>
               </w:rPr>
-              <w:t>{{competencias2}}</w:t>
-            </w:r>
-          </w:p>
-        </w:tc>
-        <w:tc>
-          <w:tcPr>
-            <w:tcW w:w="1337" w:type="dxa"/>
+              <w:t>{{campotematico2}}</w:t>
+            </w:r>
+            <w:r>
+              <w:rPr>
+                <w:rFonts w:ascii="Arial Nova Cond" w:hAnsi="Arial Nova Cond" w:cs="Arial"/>
+                <w:color w:val="000000"/>
+                <w:kern w:val="0"/>
+                <w:sz w:val="20"/>
+                <w:szCs w:val="20"/>
+              </w:rPr>
+              <w:t xml:space="preserve"> </w:t>
+            </w:r>
+          </w:p>
+        </w:tc>
+        <w:tc>
+          <w:tcPr>
+            <w:tcW w:w="1560" w:type="dxa"/>
             <w:vAlign w:val="center"/>
           </w:tcPr>
           <w:p>
@@ -9609,7 +9631,38 @@
               <w:autoSpaceDE w:val="0"/>
               <w:autoSpaceDN w:val="0"/>
               <w:adjustRightInd w:val="0"/>
-              <w:jc w:val="center"/>
+              <w:jc w:val="both"/>
+              <w:rPr>
+                <w:rFonts w:ascii="Arial Nova Cond" w:hAnsi="Arial Nova Cond" w:cs="Arial"/>
+                <w:color w:val="000000"/>
+                <w:kern w:val="0"/>
+                <w:sz w:val="20"/>
+                <w:szCs w:val="20"/>
+              </w:rPr>
+            </w:pPr>
+            <w:r>
+              <w:rPr>
+                <w:rFonts w:ascii="Arial Nova Cond" w:hAnsi="Arial Nova Cond" w:cs="Arial"/>
+                <w:color w:val="000000"/>
+                <w:kern w:val="0"/>
+                <w:sz w:val="20"/>
+                <w:szCs w:val="20"/>
+              </w:rPr>
+              <w:t>{{competencias2}}</w:t>
+            </w:r>
+          </w:p>
+        </w:tc>
+        <w:tc>
+          <w:tcPr>
+            <w:tcW w:w="1399" w:type="dxa"/>
+            <w:vAlign w:val="center"/>
+          </w:tcPr>
+          <w:p>
+            <w:pPr>
+              <w:autoSpaceDE w:val="0"/>
+              <w:autoSpaceDN w:val="0"/>
+              <w:adjustRightInd w:val="0"/>
+              <w:jc w:val="both"/>
               <w:rPr>
                 <w:rFonts w:ascii="Arial Nova Cond" w:hAnsi="Arial Nova Cond" w:cs="Arial"/>
                 <w:color w:val="000000"/>
@@ -9638,7 +9691,7 @@
         </w:trPr>
         <w:tc>
           <w:tcPr>
-            <w:tcW w:w="875" w:type="dxa"/>
+            <w:tcW w:w="818" w:type="dxa"/>
             <w:vMerge w:val="restart"/>
             <w:vAlign w:val="center"/>
           </w:tcPr>
@@ -9677,7 +9730,7 @@
         </w:tc>
         <w:tc>
           <w:tcPr>
-            <w:tcW w:w="1095" w:type="dxa"/>
+            <w:tcW w:w="1018" w:type="dxa"/>
             <w:vAlign w:val="center"/>
           </w:tcPr>
           <w:p>
@@ -9715,33 +9768,7 @@
         </w:tc>
         <w:tc>
           <w:tcPr>
-            <w:tcW w:w="1726" w:type="dxa"/>
-            <w:vAlign w:val="center"/>
-          </w:tcPr>
-          <w:p>
-            <w:pPr>
-              <w:pStyle w:val="Sinespaciado"/>
-              <w:jc w:val="both"/>
-              <w:rPr>
-                <w:rFonts w:ascii="Arial Nova Cond" w:eastAsia="Times New Roman" w:hAnsi="Arial Nova Cond" w:cs="Times New Roman"/>
-                <w:sz w:val="20"/>
-                <w:szCs w:val="20"/>
-              </w:rPr>
-            </w:pPr>
-            <w:r>
-              <w:rPr>
-                <w:rFonts w:ascii="Arial Nova Cond" w:eastAsia="Calibri" w:hAnsi="Arial Nova Cond" w:cs="Times New Roman"/>
-                <w:sz w:val="20"/>
-                <w:szCs w:val="20"/>
-                <w:lang w:val="es-ES_tradnl"/>
-              </w:rPr>
-              <w:t>{{problemapotencialidad3}}</w:t>
-            </w:r>
-          </w:p>
-        </w:tc>
-        <w:tc>
-          <w:tcPr>
-            <w:tcW w:w="6169" w:type="dxa"/>
+            <w:tcW w:w="5379" w:type="dxa"/>
             <w:vAlign w:val="center"/>
           </w:tcPr>
           <w:p>
@@ -9776,7 +9803,7 @@
         </w:tc>
         <w:tc>
           <w:tcPr>
-            <w:tcW w:w="2015" w:type="dxa"/>
+            <w:tcW w:w="1984" w:type="dxa"/>
             <w:vAlign w:val="center"/>
           </w:tcPr>
           <w:p>
@@ -9807,7 +9834,7 @@
         </w:tc>
         <w:tc>
           <w:tcPr>
-            <w:tcW w:w="1634" w:type="dxa"/>
+            <w:tcW w:w="2693" w:type="dxa"/>
             <w:vAlign w:val="center"/>
           </w:tcPr>
           <w:p>
@@ -9832,13 +9859,13 @@
                 <w:sz w:val="20"/>
                 <w:szCs w:val="20"/>
               </w:rPr>
-              <w:t>{{competencias3}}</w:t>
-            </w:r>
-          </w:p>
-        </w:tc>
-        <w:tc>
-          <w:tcPr>
-            <w:tcW w:w="1337" w:type="dxa"/>
+              <w:t>{{campotematico3}}</w:t>
+            </w:r>
+          </w:p>
+        </w:tc>
+        <w:tc>
+          <w:tcPr>
+            <w:tcW w:w="1560" w:type="dxa"/>
             <w:vAlign w:val="center"/>
           </w:tcPr>
           <w:p>
@@ -9846,7 +9873,38 @@
               <w:autoSpaceDE w:val="0"/>
               <w:autoSpaceDN w:val="0"/>
               <w:adjustRightInd w:val="0"/>
-              <w:jc w:val="center"/>
+              <w:jc w:val="both"/>
+              <w:rPr>
+                <w:rFonts w:ascii="Arial Nova Cond" w:hAnsi="Arial Nova Cond" w:cs="Arial"/>
+                <w:color w:val="000000"/>
+                <w:kern w:val="0"/>
+                <w:sz w:val="20"/>
+                <w:szCs w:val="20"/>
+              </w:rPr>
+            </w:pPr>
+            <w:r>
+              <w:rPr>
+                <w:rFonts w:ascii="Arial Nova Cond" w:hAnsi="Arial Nova Cond" w:cs="Arial"/>
+                <w:color w:val="000000"/>
+                <w:kern w:val="0"/>
+                <w:sz w:val="20"/>
+                <w:szCs w:val="20"/>
+              </w:rPr>
+              <w:t>{{competencias3}}</w:t>
+            </w:r>
+          </w:p>
+        </w:tc>
+        <w:tc>
+          <w:tcPr>
+            <w:tcW w:w="1399" w:type="dxa"/>
+            <w:vAlign w:val="center"/>
+          </w:tcPr>
+          <w:p>
+            <w:pPr>
+              <w:autoSpaceDE w:val="0"/>
+              <w:autoSpaceDN w:val="0"/>
+              <w:adjustRightInd w:val="0"/>
+              <w:jc w:val="both"/>
               <w:rPr>
                 <w:rFonts w:ascii="Arial Nova Cond" w:hAnsi="Arial Nova Cond" w:cs="Arial"/>
                 <w:color w:val="000000"/>
@@ -9875,7 +9933,7 @@
         </w:trPr>
         <w:tc>
           <w:tcPr>
-            <w:tcW w:w="875" w:type="dxa"/>
+            <w:tcW w:w="818" w:type="dxa"/>
             <w:vMerge/>
             <w:vAlign w:val="center"/>
           </w:tcPr>
@@ -9903,7 +9961,7 @@
         </w:tc>
         <w:tc>
           <w:tcPr>
-            <w:tcW w:w="1095" w:type="dxa"/>
+            <w:tcW w:w="1018" w:type="dxa"/>
             <w:vAlign w:val="center"/>
           </w:tcPr>
           <w:p>
@@ -9941,33 +9999,7 @@
         </w:tc>
         <w:tc>
           <w:tcPr>
-            <w:tcW w:w="1726" w:type="dxa"/>
-            <w:vAlign w:val="center"/>
-          </w:tcPr>
-          <w:p>
-            <w:pPr>
-              <w:pStyle w:val="Sinespaciado"/>
-              <w:jc w:val="both"/>
-              <w:rPr>
-                <w:rFonts w:ascii="Arial Nova Cond" w:hAnsi="Arial Nova Cond"/>
-                <w:sz w:val="20"/>
-                <w:szCs w:val="20"/>
-              </w:rPr>
-            </w:pPr>
-            <w:r>
-              <w:rPr>
-                <w:rFonts w:ascii="Arial Nova Cond" w:eastAsia="Calibri" w:hAnsi="Arial Nova Cond" w:cs="Times New Roman"/>
-                <w:sz w:val="20"/>
-                <w:szCs w:val="20"/>
-                <w:lang w:val="es-ES_tradnl"/>
-              </w:rPr>
-              <w:t>{{problemapotencialidad4}}</w:t>
-            </w:r>
-          </w:p>
-        </w:tc>
-        <w:tc>
-          <w:tcPr>
-            <w:tcW w:w="6169" w:type="dxa"/>
+            <w:tcW w:w="5379" w:type="dxa"/>
             <w:vAlign w:val="center"/>
           </w:tcPr>
           <w:p>
@@ -10002,7 +10034,7 @@
         </w:tc>
         <w:tc>
           <w:tcPr>
-            <w:tcW w:w="2015" w:type="dxa"/>
+            <w:tcW w:w="1984" w:type="dxa"/>
             <w:vAlign w:val="center"/>
           </w:tcPr>
           <w:p>
@@ -10033,7 +10065,7 @@
         </w:tc>
         <w:tc>
           <w:tcPr>
-            <w:tcW w:w="1634" w:type="dxa"/>
+            <w:tcW w:w="2693" w:type="dxa"/>
             <w:vAlign w:val="center"/>
           </w:tcPr>
           <w:p>
@@ -10058,13 +10090,13 @@
                 <w:sz w:val="20"/>
                 <w:szCs w:val="20"/>
               </w:rPr>
-              <w:t>{{competencias4}}</w:t>
-            </w:r>
-          </w:p>
-        </w:tc>
-        <w:tc>
-          <w:tcPr>
-            <w:tcW w:w="1337" w:type="dxa"/>
+              <w:t>{{campotematico4}}</w:t>
+            </w:r>
+          </w:p>
+        </w:tc>
+        <w:tc>
+          <w:tcPr>
+            <w:tcW w:w="1560" w:type="dxa"/>
             <w:vAlign w:val="center"/>
           </w:tcPr>
           <w:p>
@@ -10072,7 +10104,38 @@
               <w:autoSpaceDE w:val="0"/>
               <w:autoSpaceDN w:val="0"/>
               <w:adjustRightInd w:val="0"/>
-              <w:jc w:val="center"/>
+              <w:jc w:val="both"/>
+              <w:rPr>
+                <w:rFonts w:ascii="Arial Nova Cond" w:hAnsi="Arial Nova Cond" w:cs="Arial"/>
+                <w:color w:val="000000"/>
+                <w:kern w:val="0"/>
+                <w:sz w:val="20"/>
+                <w:szCs w:val="20"/>
+              </w:rPr>
+            </w:pPr>
+            <w:r>
+              <w:rPr>
+                <w:rFonts w:ascii="Arial Nova Cond" w:hAnsi="Arial Nova Cond" w:cs="Arial"/>
+                <w:color w:val="000000"/>
+                <w:kern w:val="0"/>
+                <w:sz w:val="20"/>
+                <w:szCs w:val="20"/>
+              </w:rPr>
+              <w:t>{{competencias4}}</w:t>
+            </w:r>
+          </w:p>
+        </w:tc>
+        <w:tc>
+          <w:tcPr>
+            <w:tcW w:w="1399" w:type="dxa"/>
+            <w:vAlign w:val="center"/>
+          </w:tcPr>
+          <w:p>
+            <w:pPr>
+              <w:autoSpaceDE w:val="0"/>
+              <w:autoSpaceDN w:val="0"/>
+              <w:adjustRightInd w:val="0"/>
+              <w:jc w:val="both"/>
               <w:rPr>
                 <w:rFonts w:ascii="Arial Nova Cond" w:hAnsi="Arial Nova Cond" w:cs="Arial"/>
                 <w:color w:val="000000"/>
@@ -10101,7 +10164,7 @@
         </w:trPr>
         <w:tc>
           <w:tcPr>
-            <w:tcW w:w="875" w:type="dxa"/>
+            <w:tcW w:w="818" w:type="dxa"/>
             <w:vMerge w:val="restart"/>
             <w:vAlign w:val="center"/>
           </w:tcPr>
@@ -10140,7 +10203,7 @@
         </w:tc>
         <w:tc>
           <w:tcPr>
-            <w:tcW w:w="1095" w:type="dxa"/>
+            <w:tcW w:w="1018" w:type="dxa"/>
             <w:vAlign w:val="center"/>
           </w:tcPr>
           <w:p>
@@ -10178,34 +10241,7 @@
         </w:tc>
         <w:tc>
           <w:tcPr>
-            <w:tcW w:w="1726" w:type="dxa"/>
-            <w:vAlign w:val="center"/>
-          </w:tcPr>
-          <w:p>
-            <w:pPr>
-              <w:pStyle w:val="Sinespaciado"/>
-              <w:jc w:val="both"/>
-              <w:rPr>
-                <w:rFonts w:ascii="Arial Nova Cond" w:hAnsi="Arial Nova Cond"/>
-                <w:color w:val="000000" w:themeColor="text1"/>
-                <w:sz w:val="20"/>
-                <w:szCs w:val="20"/>
-              </w:rPr>
-            </w:pPr>
-            <w:r>
-              <w:rPr>
-                <w:rFonts w:ascii="Arial Nova Cond" w:eastAsia="Calibri" w:hAnsi="Arial Nova Cond" w:cs="Times New Roman"/>
-                <w:sz w:val="20"/>
-                <w:szCs w:val="20"/>
-                <w:lang w:val="es-ES_tradnl"/>
-              </w:rPr>
-              <w:t>{{problemapotencialidad5}}</w:t>
-            </w:r>
-          </w:p>
-        </w:tc>
-        <w:tc>
-          <w:tcPr>
-            <w:tcW w:w="6169" w:type="dxa"/>
+            <w:tcW w:w="5379" w:type="dxa"/>
             <w:vAlign w:val="center"/>
           </w:tcPr>
           <w:p>
@@ -10234,13 +10270,13 @@
                 <w:szCs w:val="20"/>
                 <w:lang w:val="es-ES_tradnl"/>
               </w:rPr>
-              <w:t>{{situacionsignificativa5}}</w:t>
-            </w:r>
-          </w:p>
-        </w:tc>
-        <w:tc>
-          <w:tcPr>
-            <w:tcW w:w="2015" w:type="dxa"/>
+              <w:t xml:space="preserve">{{situacionsignificativa5}} </w:t>
+            </w:r>
+          </w:p>
+        </w:tc>
+        <w:tc>
+          <w:tcPr>
+            <w:tcW w:w="1984" w:type="dxa"/>
             <w:vAlign w:val="center"/>
           </w:tcPr>
           <w:p>
@@ -10271,7 +10307,7 @@
         </w:tc>
         <w:tc>
           <w:tcPr>
-            <w:tcW w:w="1634" w:type="dxa"/>
+            <w:tcW w:w="2693" w:type="dxa"/>
             <w:vAlign w:val="center"/>
           </w:tcPr>
           <w:p>
@@ -10296,13 +10332,13 @@
                 <w:sz w:val="20"/>
                 <w:szCs w:val="20"/>
               </w:rPr>
-              <w:t>{{competencias5}}</w:t>
-            </w:r>
-          </w:p>
-        </w:tc>
-        <w:tc>
-          <w:tcPr>
-            <w:tcW w:w="1337" w:type="dxa"/>
+              <w:t>{{campotematico5}}</w:t>
+            </w:r>
+          </w:p>
+        </w:tc>
+        <w:tc>
+          <w:tcPr>
+            <w:tcW w:w="1560" w:type="dxa"/>
             <w:vAlign w:val="center"/>
           </w:tcPr>
           <w:p>
@@ -10310,7 +10346,38 @@
               <w:autoSpaceDE w:val="0"/>
               <w:autoSpaceDN w:val="0"/>
               <w:adjustRightInd w:val="0"/>
-              <w:jc w:val="center"/>
+              <w:jc w:val="both"/>
+              <w:rPr>
+                <w:rFonts w:ascii="Arial Nova Cond" w:hAnsi="Arial Nova Cond" w:cs="Arial"/>
+                <w:color w:val="000000"/>
+                <w:kern w:val="0"/>
+                <w:sz w:val="20"/>
+                <w:szCs w:val="20"/>
+              </w:rPr>
+            </w:pPr>
+            <w:r>
+              <w:rPr>
+                <w:rFonts w:ascii="Arial Nova Cond" w:hAnsi="Arial Nova Cond" w:cs="Arial"/>
+                <w:color w:val="000000"/>
+                <w:kern w:val="0"/>
+                <w:sz w:val="20"/>
+                <w:szCs w:val="20"/>
+              </w:rPr>
+              <w:t>{{competencias5}}</w:t>
+            </w:r>
+          </w:p>
+        </w:tc>
+        <w:tc>
+          <w:tcPr>
+            <w:tcW w:w="1399" w:type="dxa"/>
+            <w:vAlign w:val="center"/>
+          </w:tcPr>
+          <w:p>
+            <w:pPr>
+              <w:autoSpaceDE w:val="0"/>
+              <w:autoSpaceDN w:val="0"/>
+              <w:adjustRightInd w:val="0"/>
+              <w:jc w:val="both"/>
               <w:rPr>
                 <w:rFonts w:ascii="Arial Nova Cond" w:hAnsi="Arial Nova Cond" w:cs="Arial"/>
                 <w:color w:val="000000"/>
@@ -10339,7 +10406,7 @@
         </w:trPr>
         <w:tc>
           <w:tcPr>
-            <w:tcW w:w="875" w:type="dxa"/>
+            <w:tcW w:w="818" w:type="dxa"/>
             <w:vMerge/>
             <w:vAlign w:val="center"/>
           </w:tcPr>
@@ -10367,7 +10434,7 @@
         </w:tc>
         <w:tc>
           <w:tcPr>
-            <w:tcW w:w="1095" w:type="dxa"/>
+            <w:tcW w:w="1018" w:type="dxa"/>
             <w:vAlign w:val="center"/>
           </w:tcPr>
           <w:p>
@@ -10405,33 +10472,7 @@
         </w:tc>
         <w:tc>
           <w:tcPr>
-            <w:tcW w:w="1726" w:type="dxa"/>
-            <w:vAlign w:val="center"/>
-          </w:tcPr>
-          <w:p>
-            <w:pPr>
-              <w:pStyle w:val="Sinespaciado"/>
-              <w:jc w:val="both"/>
-              <w:rPr>
-                <w:rFonts w:ascii="Arial Nova Cond" w:hAnsi="Arial Nova Cond"/>
-                <w:sz w:val="20"/>
-                <w:szCs w:val="20"/>
-              </w:rPr>
-            </w:pPr>
-            <w:r>
-              <w:rPr>
-                <w:rFonts w:ascii="Arial Nova Cond" w:eastAsia="Calibri" w:hAnsi="Arial Nova Cond" w:cs="Times New Roman"/>
-                <w:sz w:val="20"/>
-                <w:szCs w:val="20"/>
-                <w:lang w:val="es-ES_tradnl"/>
-              </w:rPr>
-              <w:t>{{problemapotencialidad6}}</w:t>
-            </w:r>
-          </w:p>
-        </w:tc>
-        <w:tc>
-          <w:tcPr>
-            <w:tcW w:w="6169" w:type="dxa"/>
+            <w:tcW w:w="5379" w:type="dxa"/>
             <w:vAlign w:val="center"/>
           </w:tcPr>
           <w:p>
@@ -10465,7 +10506,7 @@
         </w:tc>
         <w:tc>
           <w:tcPr>
-            <w:tcW w:w="2015" w:type="dxa"/>
+            <w:tcW w:w="1984" w:type="dxa"/>
             <w:vAlign w:val="center"/>
           </w:tcPr>
           <w:p>
@@ -10496,7 +10537,7 @@
         </w:tc>
         <w:tc>
           <w:tcPr>
-            <w:tcW w:w="1634" w:type="dxa"/>
+            <w:tcW w:w="2693" w:type="dxa"/>
             <w:vAlign w:val="center"/>
           </w:tcPr>
           <w:p>
@@ -10521,13 +10562,13 @@
                 <w:sz w:val="20"/>
                 <w:szCs w:val="20"/>
               </w:rPr>
-              <w:t>{{competencias6}}</w:t>
-            </w:r>
-          </w:p>
-        </w:tc>
-        <w:tc>
-          <w:tcPr>
-            <w:tcW w:w="1337" w:type="dxa"/>
+              <w:t>{{campotematico6}}</w:t>
+            </w:r>
+          </w:p>
+        </w:tc>
+        <w:tc>
+          <w:tcPr>
+            <w:tcW w:w="1560" w:type="dxa"/>
             <w:vAlign w:val="center"/>
           </w:tcPr>
           <w:p>
@@ -10535,7 +10576,38 @@
               <w:autoSpaceDE w:val="0"/>
               <w:autoSpaceDN w:val="0"/>
               <w:adjustRightInd w:val="0"/>
-              <w:jc w:val="center"/>
+              <w:jc w:val="both"/>
+              <w:rPr>
+                <w:rFonts w:ascii="Arial Nova Cond" w:hAnsi="Arial Nova Cond" w:cs="Arial"/>
+                <w:color w:val="000000"/>
+                <w:kern w:val="0"/>
+                <w:sz w:val="20"/>
+                <w:szCs w:val="20"/>
+              </w:rPr>
+            </w:pPr>
+            <w:r>
+              <w:rPr>
+                <w:rFonts w:ascii="Arial Nova Cond" w:hAnsi="Arial Nova Cond" w:cs="Arial"/>
+                <w:color w:val="000000"/>
+                <w:kern w:val="0"/>
+                <w:sz w:val="20"/>
+                <w:szCs w:val="20"/>
+              </w:rPr>
+              <w:t>{{competencias6}}</w:t>
+            </w:r>
+          </w:p>
+        </w:tc>
+        <w:tc>
+          <w:tcPr>
+            <w:tcW w:w="1399" w:type="dxa"/>
+            <w:vAlign w:val="center"/>
+          </w:tcPr>
+          <w:p>
+            <w:pPr>
+              <w:autoSpaceDE w:val="0"/>
+              <w:autoSpaceDN w:val="0"/>
+              <w:adjustRightInd w:val="0"/>
+              <w:jc w:val="both"/>
               <w:rPr>
                 <w:rFonts w:ascii="Arial Nova Cond" w:hAnsi="Arial Nova Cond" w:cs="Arial"/>
                 <w:color w:val="000000"/>
@@ -10564,7 +10636,7 @@
         </w:trPr>
         <w:tc>
           <w:tcPr>
-            <w:tcW w:w="875" w:type="dxa"/>
+            <w:tcW w:w="818" w:type="dxa"/>
             <w:vMerge w:val="restart"/>
             <w:vAlign w:val="center"/>
           </w:tcPr>
@@ -10603,7 +10675,7 @@
         </w:tc>
         <w:tc>
           <w:tcPr>
-            <w:tcW w:w="1095" w:type="dxa"/>
+            <w:tcW w:w="1018" w:type="dxa"/>
             <w:vAlign w:val="center"/>
           </w:tcPr>
           <w:p>
@@ -10641,7 +10713,7 @@
         </w:tc>
         <w:tc>
           <w:tcPr>
-            <w:tcW w:w="1726" w:type="dxa"/>
+            <w:tcW w:w="5379" w:type="dxa"/>
             <w:vAlign w:val="center"/>
           </w:tcPr>
           <w:p>
@@ -10654,62 +10726,28 @@
               </w:tabs>
               <w:spacing w:line="276" w:lineRule="auto"/>
               <w:ind w:left="0"/>
+              <w:jc w:val="both"/>
+              <w:rPr>
+                <w:rFonts w:ascii="Arial Nova Cond" w:hAnsi="Arial Nova Cond"/>
+                <w:color w:val="000000" w:themeColor="text1"/>
+                <w:sz w:val="20"/>
+                <w:szCs w:val="20"/>
+              </w:rPr>
+            </w:pPr>
+            <w:r>
               <w:rPr>
                 <w:rFonts w:ascii="Arial Nova Cond" w:eastAsia="Calibri" w:hAnsi="Arial Nova Cond" w:cs="Times New Roman"/>
-                <w:color w:val="000000" w:themeColor="text1"/>
                 <w:sz w:val="20"/>
                 <w:szCs w:val="20"/>
                 <w:lang w:val="es-ES_tradnl"/>
               </w:rPr>
-            </w:pPr>
-            <w:r>
-              <w:rPr>
-                <w:rFonts w:ascii="Arial Nova Cond" w:eastAsia="Calibri" w:hAnsi="Arial Nova Cond" w:cs="Times New Roman"/>
-                <w:sz w:val="20"/>
-                <w:szCs w:val="20"/>
-                <w:lang w:val="es-ES_tradnl"/>
-              </w:rPr>
-              <w:t>{{problemapotencialidad7}}</w:t>
-            </w:r>
-          </w:p>
-        </w:tc>
-        <w:tc>
-          <w:tcPr>
-            <w:tcW w:w="6169" w:type="dxa"/>
-            <w:vAlign w:val="center"/>
-          </w:tcPr>
-          <w:p>
-            <w:pPr>
-              <w:pStyle w:val="Prrafodelista"/>
-              <w:tabs>
-                <w:tab w:val="left" w:pos="0"/>
-                <w:tab w:val="left" w:pos="142"/>
-                <w:tab w:val="left" w:pos="284"/>
-              </w:tabs>
-              <w:spacing w:line="276" w:lineRule="auto"/>
-              <w:ind w:left="0"/>
-              <w:jc w:val="both"/>
-              <w:rPr>
-                <w:rFonts w:ascii="Arial Nova Cond" w:hAnsi="Arial Nova Cond"/>
-                <w:color w:val="000000" w:themeColor="text1"/>
-                <w:sz w:val="20"/>
-                <w:szCs w:val="20"/>
-              </w:rPr>
-            </w:pPr>
-            <w:r>
-              <w:rPr>
-                <w:rFonts w:ascii="Arial Nova Cond" w:eastAsia="Calibri" w:hAnsi="Arial Nova Cond" w:cs="Times New Roman"/>
-                <w:sz w:val="20"/>
-                <w:szCs w:val="20"/>
-                <w:lang w:val="es-ES_tradnl"/>
-              </w:rPr>
               <w:t>{{situacionsignificativa7}}</w:t>
             </w:r>
           </w:p>
         </w:tc>
         <w:tc>
           <w:tcPr>
-            <w:tcW w:w="2015" w:type="dxa"/>
+            <w:tcW w:w="1984" w:type="dxa"/>
             <w:vAlign w:val="center"/>
           </w:tcPr>
           <w:p>
@@ -10740,7 +10778,7 @@
         </w:tc>
         <w:tc>
           <w:tcPr>
-            <w:tcW w:w="1634" w:type="dxa"/>
+            <w:tcW w:w="2693" w:type="dxa"/>
             <w:vAlign w:val="center"/>
           </w:tcPr>
           <w:p>
@@ -10765,13 +10803,13 @@
                 <w:sz w:val="20"/>
                 <w:szCs w:val="20"/>
               </w:rPr>
-              <w:t>{{competencias7}}</w:t>
-            </w:r>
-          </w:p>
-        </w:tc>
-        <w:tc>
-          <w:tcPr>
-            <w:tcW w:w="1337" w:type="dxa"/>
+              <w:t>{{campotematico7}}</w:t>
+            </w:r>
+          </w:p>
+        </w:tc>
+        <w:tc>
+          <w:tcPr>
+            <w:tcW w:w="1560" w:type="dxa"/>
             <w:vAlign w:val="center"/>
           </w:tcPr>
           <w:p>
@@ -10779,7 +10817,38 @@
               <w:autoSpaceDE w:val="0"/>
               <w:autoSpaceDN w:val="0"/>
               <w:adjustRightInd w:val="0"/>
-              <w:jc w:val="center"/>
+              <w:jc w:val="both"/>
+              <w:rPr>
+                <w:rFonts w:ascii="Arial Nova Cond" w:hAnsi="Arial Nova Cond" w:cs="Arial"/>
+                <w:color w:val="000000"/>
+                <w:kern w:val="0"/>
+                <w:sz w:val="20"/>
+                <w:szCs w:val="20"/>
+              </w:rPr>
+            </w:pPr>
+            <w:r>
+              <w:rPr>
+                <w:rFonts w:ascii="Arial Nova Cond" w:hAnsi="Arial Nova Cond" w:cs="Arial"/>
+                <w:color w:val="000000"/>
+                <w:kern w:val="0"/>
+                <w:sz w:val="20"/>
+                <w:szCs w:val="20"/>
+              </w:rPr>
+              <w:t>{{competencias7}}</w:t>
+            </w:r>
+          </w:p>
+        </w:tc>
+        <w:tc>
+          <w:tcPr>
+            <w:tcW w:w="1399" w:type="dxa"/>
+            <w:vAlign w:val="center"/>
+          </w:tcPr>
+          <w:p>
+            <w:pPr>
+              <w:autoSpaceDE w:val="0"/>
+              <w:autoSpaceDN w:val="0"/>
+              <w:adjustRightInd w:val="0"/>
+              <w:jc w:val="both"/>
               <w:rPr>
                 <w:rFonts w:ascii="Arial Nova Cond" w:hAnsi="Arial Nova Cond" w:cs="Arial"/>
                 <w:color w:val="000000"/>
@@ -10808,7 +10877,7 @@
         </w:trPr>
         <w:tc>
           <w:tcPr>
-            <w:tcW w:w="875" w:type="dxa"/>
+            <w:tcW w:w="818" w:type="dxa"/>
             <w:vMerge/>
             <w:vAlign w:val="center"/>
           </w:tcPr>
@@ -10836,7 +10905,7 @@
         </w:tc>
         <w:tc>
           <w:tcPr>
-            <w:tcW w:w="1095" w:type="dxa"/>
+            <w:tcW w:w="1018" w:type="dxa"/>
             <w:vAlign w:val="center"/>
           </w:tcPr>
           <w:p>
@@ -10874,7 +10943,7 @@
         </w:tc>
         <w:tc>
           <w:tcPr>
-            <w:tcW w:w="1726" w:type="dxa"/>
+            <w:tcW w:w="5379" w:type="dxa"/>
             <w:vAlign w:val="center"/>
           </w:tcPr>
           <w:p>
@@ -10887,6 +10956,7 @@
               </w:tabs>
               <w:spacing w:line="276" w:lineRule="auto"/>
               <w:ind w:left="0"/>
+              <w:jc w:val="both"/>
               <w:rPr>
                 <w:rFonts w:ascii="Arial Nova Cond" w:eastAsia="Calibri" w:hAnsi="Arial Nova Cond" w:cs="Times New Roman"/>
                 <w:color w:val="000000" w:themeColor="text1"/>
@@ -10902,48 +10972,13 @@
                 <w:szCs w:val="20"/>
                 <w:lang w:val="es-ES_tradnl"/>
               </w:rPr>
-              <w:t>{{problemapotencialidad8}}</w:t>
-            </w:r>
-          </w:p>
-        </w:tc>
-        <w:tc>
-          <w:tcPr>
-            <w:tcW w:w="6169" w:type="dxa"/>
-            <w:vAlign w:val="center"/>
-          </w:tcPr>
-          <w:p>
-            <w:pPr>
-              <w:pStyle w:val="Prrafodelista"/>
-              <w:tabs>
-                <w:tab w:val="left" w:pos="0"/>
-                <w:tab w:val="left" w:pos="142"/>
-                <w:tab w:val="left" w:pos="284"/>
-              </w:tabs>
-              <w:spacing w:line="276" w:lineRule="auto"/>
-              <w:ind w:left="0"/>
-              <w:jc w:val="both"/>
-              <w:rPr>
-                <w:rFonts w:ascii="Arial Nova Cond" w:eastAsia="Calibri" w:hAnsi="Arial Nova Cond" w:cs="Times New Roman"/>
-                <w:color w:val="000000" w:themeColor="text1"/>
-                <w:sz w:val="20"/>
-                <w:szCs w:val="20"/>
-                <w:lang w:val="es-ES_tradnl"/>
-              </w:rPr>
-            </w:pPr>
-            <w:r>
-              <w:rPr>
-                <w:rFonts w:ascii="Arial Nova Cond" w:eastAsia="Calibri" w:hAnsi="Arial Nova Cond" w:cs="Times New Roman"/>
-                <w:sz w:val="20"/>
-                <w:szCs w:val="20"/>
-                <w:lang w:val="es-ES_tradnl"/>
-              </w:rPr>
               <w:t>{{situacionsignificativa8}}</w:t>
             </w:r>
           </w:p>
         </w:tc>
         <w:tc>
           <w:tcPr>
-            <w:tcW w:w="2015" w:type="dxa"/>
+            <w:tcW w:w="1984" w:type="dxa"/>
             <w:vAlign w:val="center"/>
           </w:tcPr>
           <w:p>
@@ -10973,7 +11008,7 @@
         </w:tc>
         <w:tc>
           <w:tcPr>
-            <w:tcW w:w="1634" w:type="dxa"/>
+            <w:tcW w:w="2693" w:type="dxa"/>
             <w:vAlign w:val="center"/>
           </w:tcPr>
           <w:p>
@@ -10998,13 +11033,13 @@
                 <w:sz w:val="20"/>
                 <w:szCs w:val="20"/>
               </w:rPr>
-              <w:t>{{competencias8}}</w:t>
-            </w:r>
-          </w:p>
-        </w:tc>
-        <w:tc>
-          <w:tcPr>
-            <w:tcW w:w="1337" w:type="dxa"/>
+              <w:t>{{campotematico8}}</w:t>
+            </w:r>
+          </w:p>
+        </w:tc>
+        <w:tc>
+          <w:tcPr>
+            <w:tcW w:w="1560" w:type="dxa"/>
             <w:vAlign w:val="center"/>
           </w:tcPr>
           <w:p>
@@ -11012,7 +11047,38 @@
               <w:autoSpaceDE w:val="0"/>
               <w:autoSpaceDN w:val="0"/>
               <w:adjustRightInd w:val="0"/>
-              <w:jc w:val="center"/>
+              <w:jc w:val="both"/>
+              <w:rPr>
+                <w:rFonts w:ascii="Arial Nova Cond" w:hAnsi="Arial Nova Cond" w:cs="Arial"/>
+                <w:color w:val="000000"/>
+                <w:kern w:val="0"/>
+                <w:sz w:val="20"/>
+                <w:szCs w:val="20"/>
+              </w:rPr>
+            </w:pPr>
+            <w:r>
+              <w:rPr>
+                <w:rFonts w:ascii="Arial Nova Cond" w:hAnsi="Arial Nova Cond" w:cs="Arial"/>
+                <w:color w:val="000000"/>
+                <w:kern w:val="0"/>
+                <w:sz w:val="20"/>
+                <w:szCs w:val="20"/>
+              </w:rPr>
+              <w:t>{{competencias8}}</w:t>
+            </w:r>
+          </w:p>
+        </w:tc>
+        <w:tc>
+          <w:tcPr>
+            <w:tcW w:w="1399" w:type="dxa"/>
+            <w:vAlign w:val="center"/>
+          </w:tcPr>
+          <w:p>
+            <w:pPr>
+              <w:autoSpaceDE w:val="0"/>
+              <w:autoSpaceDN w:val="0"/>
+              <w:adjustRightInd w:val="0"/>
+              <w:jc w:val="both"/>
               <w:rPr>
                 <w:rFonts w:ascii="Arial Nova Cond" w:hAnsi="Arial Nova Cond" w:cs="Arial"/>
                 <w:color w:val="000000"/>
@@ -21500,7 +21566,6 @@
               </w:rPr>
               <w:t xml:space="preserve">Minedu (2016). Programa curricular de educación secundaria. Resolución Ministerial </w:t>
             </w:r>
-            <w:proofErr w:type="spellStart"/>
             <w:r>
               <w:rPr>
                 <w:rFonts w:ascii="Arial Nova Cond Light" w:eastAsia="Calibri" w:hAnsi="Arial Nova Cond Light" w:cs="Calibri Light"/>
@@ -21509,7 +21574,6 @@
               </w:rPr>
               <w:t>N°</w:t>
             </w:r>
-            <w:proofErr w:type="spellEnd"/>
             <w:r>
               <w:rPr>
                 <w:rFonts w:ascii="Arial Nova Cond Light" w:eastAsia="Calibri" w:hAnsi="Arial Nova Cond Light" w:cs="Calibri Light"/>
@@ -21543,7 +21607,6 @@
               </w:rPr>
               <w:t xml:space="preserve">Minedu (2016). Currículo Nacional de la educación básica. Resolución Ministerial </w:t>
             </w:r>
-            <w:proofErr w:type="spellStart"/>
             <w:r>
               <w:rPr>
                 <w:rFonts w:ascii="Arial Nova Cond Light" w:eastAsia="Calibri" w:hAnsi="Arial Nova Cond Light" w:cs="Calibri Light"/>
@@ -21552,7 +21615,6 @@
               </w:rPr>
               <w:t>N°</w:t>
             </w:r>
-            <w:proofErr w:type="spellEnd"/>
             <w:r>
               <w:rPr>
                 <w:rFonts w:ascii="Arial Nova Cond Light" w:eastAsia="Calibri" w:hAnsi="Arial Nova Cond Light" w:cs="Calibri Light"/>
@@ -22293,7 +22355,7 @@
 </file>
 
 <file path=word/endnotes.xml><?xml version="1.0" encoding="utf-8"?>
-<w:endnotes xmlns:wpc="http://schemas.microsoft.com/office/word/2010/wordprocessingCanvas" xmlns:cx="http://schemas.microsoft.com/office/drawing/2014/chartex" xmlns:cx1="http://schemas.microsoft.com/office/drawing/2015/9/8/chartex" xmlns:cx2="http://schemas.microsoft.com/office/drawing/2015/10/21/chartex" xmlns:cx3="http://schemas.microsoft.com/office/drawing/2016/5/9/chartex" xmlns:cx4="http://schemas.microsoft.com/office/drawing/2016/5/10/chartex" xmlns:cx5="http://schemas.microsoft.com/office/drawing/2016/5/11/chartex" xmlns:cx6="http://schemas.microsoft.com/office/drawing/2016/5/12/chartex" xmlns:cx7="http://schemas.microsoft.com/office/drawing/2016/5/13/chartex" xmlns:cx8="http://schemas.microsoft.com/office/drawing/2016/5/14/chartex" xmlns:mc="http://schemas.openxmlformats.org/markup-compatibility/2006" xmlns:aink="http://schemas.microsoft.com/office/drawing/2016/ink" xmlns:am3d="http://schemas.microsoft.com/office/drawing/2017/model3d" xmlns:o="urn:schemas-microsoft-com:office:office" xmlns:oel="http://schemas.microsoft.com/office/2019/extlst" xmlns:r="http://schemas.openxmlformats.org/officeDocument/2006/relationships" xmlns:m="http://schemas.openxmlformats.org/officeDocument/2006/math" xmlns:v="urn:schemas-microsoft-com:vml" xmlns:wp14="http://schemas.microsoft.com/office/word/2010/wordprocessingDrawing" xmlns:wp="http://schemas.openxmlformats.org/drawingml/2006/wordprocessingDrawing" xmlns:w10="urn:schemas-microsoft-com:office:word" xmlns:w="http://schemas.openxmlformats.org/wordprocessingml/2006/main" xmlns:w14="http://schemas.microsoft.com/office/word/2010/wordml" xmlns:w15="http://schemas.microsoft.com/office/word/2012/wordml" xmlns:w16cex="http://schemas.microsoft.com/office/word/2018/wordml/cex" xmlns:w16cid="http://schemas.microsoft.com/office/word/2016/wordml/cid" xmlns:w16="http://schemas.microsoft.com/office/word/2018/wordml" xmlns:w16du="http://schemas.microsoft.com/office/word/2023/wordml/word16du" xmlns:w16sdtdh="http://schemas.microsoft.com/office/word/2020/wordml/sdtdatahash" xmlns:w16se="http://schemas.microsoft.com/office/word/2015/wordml/symex" xmlns:wpg="http://schemas.microsoft.com/office/word/2010/wordprocessingGroup" xmlns:wpi="http://schemas.microsoft.com/office/word/2010/wordprocessingInk" xmlns:wne="http://schemas.microsoft.com/office/word/2006/wordml" xmlns:wps="http://schemas.microsoft.com/office/word/2010/wordprocessingShape" mc:Ignorable="w14 w15 w16se w16cid w16 w16cex w16sdtdh w16du wp14">
+<w:endnotes xmlns:wpc="http://schemas.microsoft.com/office/word/2010/wordprocessingCanvas" xmlns:cx="http://schemas.microsoft.com/office/drawing/2014/chartex" xmlns:cx1="http://schemas.microsoft.com/office/drawing/2015/9/8/chartex" xmlns:cx2="http://schemas.microsoft.com/office/drawing/2015/10/21/chartex" xmlns:cx3="http://schemas.microsoft.com/office/drawing/2016/5/9/chartex" xmlns:cx4="http://schemas.microsoft.com/office/drawing/2016/5/10/chartex" xmlns:cx5="http://schemas.microsoft.com/office/drawing/2016/5/11/chartex" xmlns:cx6="http://schemas.microsoft.com/office/drawing/2016/5/12/chartex" xmlns:cx7="http://schemas.microsoft.com/office/drawing/2016/5/13/chartex" xmlns:cx8="http://schemas.microsoft.com/office/drawing/2016/5/14/chartex" xmlns:mc="http://schemas.openxmlformats.org/markup-compatibility/2006" xmlns:aink="http://schemas.microsoft.com/office/drawing/2016/ink" xmlns:am3d="http://schemas.microsoft.com/office/drawing/2017/model3d" xmlns:o="urn:schemas-microsoft-com:office:office" xmlns:oel="http://schemas.microsoft.com/office/2019/extlst" xmlns:r="http://schemas.openxmlformats.org/officeDocument/2006/relationships" xmlns:m="http://schemas.openxmlformats.org/officeDocument/2006/math" xmlns:v="urn:schemas-microsoft-com:vml" xmlns:wp14="http://schemas.microsoft.com/office/word/2010/wordprocessingDrawing" xmlns:wp="http://schemas.openxmlformats.org/drawingml/2006/wordprocessingDrawing" xmlns:w10="urn:schemas-microsoft-com:office:word" xmlns:w="http://schemas.openxmlformats.org/wordprocessingml/2006/main" xmlns:w14="http://schemas.microsoft.com/office/word/2010/wordml" xmlns:w15="http://schemas.microsoft.com/office/word/2012/wordml" xmlns:w16cex="http://schemas.microsoft.com/office/word/2018/wordml/cex" xmlns:w16cid="http://schemas.microsoft.com/office/word/2016/wordml/cid" xmlns:w16="http://schemas.microsoft.com/office/word/2018/wordml" xmlns:w16du="http://schemas.microsoft.com/office/word/2023/wordml/word16du" xmlns:w16sdtdh="http://schemas.microsoft.com/office/word/2020/wordml/sdtdatahash" xmlns:w16sdtfl="http://schemas.microsoft.com/office/word/2024/wordml/sdtformatlock" xmlns:w16se="http://schemas.microsoft.com/office/word/2015/wordml/symex" xmlns:wpg="http://schemas.microsoft.com/office/word/2010/wordprocessingGroup" xmlns:wpi="http://schemas.microsoft.com/office/word/2010/wordprocessingInk" xmlns:wne="http://schemas.microsoft.com/office/word/2006/wordml" xmlns:wps="http://schemas.microsoft.com/office/word/2010/wordprocessingShape" mc:Ignorable="w14 w15 w16se w16cid w16 w16cex w16sdtdh w16sdtfl w16du wp14">
   <w:endnote w:type="separator" w:id="-1">
     <w:p>
       <w:pPr>
@@ -22318,7 +22380,7 @@
 </file>
 
 <file path=word/footer1.xml><?xml version="1.0" encoding="utf-8"?>
-<w:ftr xmlns:wpc="http://schemas.microsoft.com/office/word/2010/wordprocessingCanvas" xmlns:cx="http://schemas.microsoft.com/office/drawing/2014/chartex" xmlns:cx1="http://schemas.microsoft.com/office/drawing/2015/9/8/chartex" xmlns:cx2="http://schemas.microsoft.com/office/drawing/2015/10/21/chartex" xmlns:cx3="http://schemas.microsoft.com/office/drawing/2016/5/9/chartex" xmlns:cx4="http://schemas.microsoft.com/office/drawing/2016/5/10/chartex" xmlns:cx5="http://schemas.microsoft.com/office/drawing/2016/5/11/chartex" xmlns:cx6="http://schemas.microsoft.com/office/drawing/2016/5/12/chartex" xmlns:cx7="http://schemas.microsoft.com/office/drawing/2016/5/13/chartex" xmlns:cx8="http://schemas.microsoft.com/office/drawing/2016/5/14/chartex" xmlns:mc="http://schemas.openxmlformats.org/markup-compatibility/2006" xmlns:aink="http://schemas.microsoft.com/office/drawing/2016/ink" xmlns:am3d="http://schemas.microsoft.com/office/drawing/2017/model3d" xmlns:o="urn:schemas-microsoft-com:office:office" xmlns:oel="http://schemas.microsoft.com/office/2019/extlst" xmlns:r="http://schemas.openxmlformats.org/officeDocument/2006/relationships" xmlns:m="http://schemas.openxmlformats.org/officeDocument/2006/math" xmlns:v="urn:schemas-microsoft-com:vml" xmlns:wp14="http://schemas.microsoft.com/office/word/2010/wordprocessingDrawing" xmlns:wp="http://schemas.openxmlformats.org/drawingml/2006/wordprocessingDrawing" xmlns:w10="urn:schemas-microsoft-com:office:word" xmlns:w="http://schemas.openxmlformats.org/wordprocessingml/2006/main" xmlns:w14="http://schemas.microsoft.com/office/word/2010/wordml" xmlns:w15="http://schemas.microsoft.com/office/word/2012/wordml" xmlns:w16cex="http://schemas.microsoft.com/office/word/2018/wordml/cex" xmlns:w16cid="http://schemas.microsoft.com/office/word/2016/wordml/cid" xmlns:w16="http://schemas.microsoft.com/office/word/2018/wordml" xmlns:w16du="http://schemas.microsoft.com/office/word/2023/wordml/word16du" xmlns:w16sdtdh="http://schemas.microsoft.com/office/word/2020/wordml/sdtdatahash" xmlns:w16se="http://schemas.microsoft.com/office/word/2015/wordml/symex" xmlns:wpg="http://schemas.microsoft.com/office/word/2010/wordprocessingGroup" xmlns:wpi="http://schemas.microsoft.com/office/word/2010/wordprocessingInk" xmlns:wne="http://schemas.microsoft.com/office/word/2006/wordml" xmlns:wps="http://schemas.microsoft.com/office/word/2010/wordprocessingShape" mc:Ignorable="w14 w15 w16se w16cid w16 w16cex w16sdtdh w16du wp14">
+<w:ftr xmlns:wpc="http://schemas.microsoft.com/office/word/2010/wordprocessingCanvas" xmlns:cx="http://schemas.microsoft.com/office/drawing/2014/chartex" xmlns:cx1="http://schemas.microsoft.com/office/drawing/2015/9/8/chartex" xmlns:cx2="http://schemas.microsoft.com/office/drawing/2015/10/21/chartex" xmlns:cx3="http://schemas.microsoft.com/office/drawing/2016/5/9/chartex" xmlns:cx4="http://schemas.microsoft.com/office/drawing/2016/5/10/chartex" xmlns:cx5="http://schemas.microsoft.com/office/drawing/2016/5/11/chartex" xmlns:cx6="http://schemas.microsoft.com/office/drawing/2016/5/12/chartex" xmlns:cx7="http://schemas.microsoft.com/office/drawing/2016/5/13/chartex" xmlns:cx8="http://schemas.microsoft.com/office/drawing/2016/5/14/chartex" xmlns:mc="http://schemas.openxmlformats.org/markup-compatibility/2006" xmlns:aink="http://schemas.microsoft.com/office/drawing/2016/ink" xmlns:am3d="http://schemas.microsoft.com/office/drawing/2017/model3d" xmlns:o="urn:schemas-microsoft-com:office:office" xmlns:oel="http://schemas.microsoft.com/office/2019/extlst" xmlns:r="http://schemas.openxmlformats.org/officeDocument/2006/relationships" xmlns:m="http://schemas.openxmlformats.org/officeDocument/2006/math" xmlns:v="urn:schemas-microsoft-com:vml" xmlns:wp14="http://schemas.microsoft.com/office/word/2010/wordprocessingDrawing" xmlns:wp="http://schemas.openxmlformats.org/drawingml/2006/wordprocessingDrawing" xmlns:w10="urn:schemas-microsoft-com:office:word" xmlns:w="http://schemas.openxmlformats.org/wordprocessingml/2006/main" xmlns:w14="http://schemas.microsoft.com/office/word/2010/wordml" xmlns:w15="http://schemas.microsoft.com/office/word/2012/wordml" xmlns:w16cex="http://schemas.microsoft.com/office/word/2018/wordml/cex" xmlns:w16cid="http://schemas.microsoft.com/office/word/2016/wordml/cid" xmlns:w16="http://schemas.microsoft.com/office/word/2018/wordml" xmlns:w16du="http://schemas.microsoft.com/office/word/2023/wordml/word16du" xmlns:w16sdtdh="http://schemas.microsoft.com/office/word/2020/wordml/sdtdatahash" xmlns:w16sdtfl="http://schemas.microsoft.com/office/word/2024/wordml/sdtformatlock" xmlns:w16se="http://schemas.microsoft.com/office/word/2015/wordml/symex" xmlns:wpg="http://schemas.microsoft.com/office/word/2010/wordprocessingGroup" xmlns:wpi="http://schemas.microsoft.com/office/word/2010/wordprocessingInk" xmlns:wne="http://schemas.microsoft.com/office/word/2006/wordml" xmlns:wps="http://schemas.microsoft.com/office/word/2010/wordprocessingShape" mc:Ignorable="w14 w15 w16se w16cid w16 w16cex w16sdtdh w16sdtfl w16du wp14">
   <w:p>
     <w:pPr>
       <w:pStyle w:val="Piedepgina"/>
@@ -22783,7 +22845,7 @@
 </file>
 
 <file path=word/footnotes.xml><?xml version="1.0" encoding="utf-8"?>
-<w:footnotes xmlns:wpc="http://schemas.microsoft.com/office/word/2010/wordprocessingCanvas" xmlns:cx="http://schemas.microsoft.com/office/drawing/2014/chartex" xmlns:cx1="http://schemas.microsoft.com/office/drawing/2015/9/8/chartex" xmlns:cx2="http://schemas.microsoft.com/office/drawing/2015/10/21/chartex" xmlns:cx3="http://schemas.microsoft.com/office/drawing/2016/5/9/chartex" xmlns:cx4="http://schemas.microsoft.com/office/drawing/2016/5/10/chartex" xmlns:cx5="http://schemas.microsoft.com/office/drawing/2016/5/11/chartex" xmlns:cx6="http://schemas.microsoft.com/office/drawing/2016/5/12/chartex" xmlns:cx7="http://schemas.microsoft.com/office/drawing/2016/5/13/chartex" xmlns:cx8="http://schemas.microsoft.com/office/drawing/2016/5/14/chartex" xmlns:mc="http://schemas.openxmlformats.org/markup-compatibility/2006" xmlns:aink="http://schemas.microsoft.com/office/drawing/2016/ink" xmlns:am3d="http://schemas.microsoft.com/office/drawing/2017/model3d" xmlns:o="urn:schemas-microsoft-com:office:office" xmlns:oel="http://schemas.microsoft.com/office/2019/extlst" xmlns:r="http://schemas.openxmlformats.org/officeDocument/2006/relationships" xmlns:m="http://schemas.openxmlformats.org/officeDocument/2006/math" xmlns:v="urn:schemas-microsoft-com:vml" xmlns:wp14="http://schemas.microsoft.com/office/word/2010/wordprocessingDrawing" xmlns:wp="http://schemas.openxmlformats.org/drawingml/2006/wordprocessingDrawing" xmlns:w10="urn:schemas-microsoft-com:office:word" xmlns:w="http://schemas.openxmlformats.org/wordprocessingml/2006/main" xmlns:w14="http://schemas.microsoft.com/office/word/2010/wordml" xmlns:w15="http://schemas.microsoft.com/office/word/2012/wordml" xmlns:w16cex="http://schemas.microsoft.com/office/word/2018/wordml/cex" xmlns:w16cid="http://schemas.microsoft.com/office/word/2016/wordml/cid" xmlns:w16="http://schemas.microsoft.com/office/word/2018/wordml" xmlns:w16du="http://schemas.microsoft.com/office/word/2023/wordml/word16du" xmlns:w16sdtdh="http://schemas.microsoft.com/office/word/2020/wordml/sdtdatahash" xmlns:w16se="http://schemas.microsoft.com/office/word/2015/wordml/symex" xmlns:wpg="http://schemas.microsoft.com/office/word/2010/wordprocessingGroup" xmlns:wpi="http://schemas.microsoft.com/office/word/2010/wordprocessingInk" xmlns:wne="http://schemas.microsoft.com/office/word/2006/wordml" xmlns:wps="http://schemas.microsoft.com/office/word/2010/wordprocessingShape" mc:Ignorable="w14 w15 w16se w16cid w16 w16cex w16sdtdh w16du wp14">
+<w:footnotes xmlns:wpc="http://schemas.microsoft.com/office/word/2010/wordprocessingCanvas" xmlns:cx="http://schemas.microsoft.com/office/drawing/2014/chartex" xmlns:cx1="http://schemas.microsoft.com/office/drawing/2015/9/8/chartex" xmlns:cx2="http://schemas.microsoft.com/office/drawing/2015/10/21/chartex" xmlns:cx3="http://schemas.microsoft.com/office/drawing/2016/5/9/chartex" xmlns:cx4="http://schemas.microsoft.com/office/drawing/2016/5/10/chartex" xmlns:cx5="http://schemas.microsoft.com/office/drawing/2016/5/11/chartex" xmlns:cx6="http://schemas.microsoft.com/office/drawing/2016/5/12/chartex" xmlns:cx7="http://schemas.microsoft.com/office/drawing/2016/5/13/chartex" xmlns:cx8="http://schemas.microsoft.com/office/drawing/2016/5/14/chartex" xmlns:mc="http://schemas.openxmlformats.org/markup-compatibility/2006" xmlns:aink="http://schemas.microsoft.com/office/drawing/2016/ink" xmlns:am3d="http://schemas.microsoft.com/office/drawing/2017/model3d" xmlns:o="urn:schemas-microsoft-com:office:office" xmlns:oel="http://schemas.microsoft.com/office/2019/extlst" xmlns:r="http://schemas.openxmlformats.org/officeDocument/2006/relationships" xmlns:m="http://schemas.openxmlformats.org/officeDocument/2006/math" xmlns:v="urn:schemas-microsoft-com:vml" xmlns:wp14="http://schemas.microsoft.com/office/word/2010/wordprocessingDrawing" xmlns:wp="http://schemas.openxmlformats.org/drawingml/2006/wordprocessingDrawing" xmlns:w10="urn:schemas-microsoft-com:office:word" xmlns:w="http://schemas.openxmlformats.org/wordprocessingml/2006/main" xmlns:w14="http://schemas.microsoft.com/office/word/2010/wordml" xmlns:w15="http://schemas.microsoft.com/office/word/2012/wordml" xmlns:w16cex="http://schemas.microsoft.com/office/word/2018/wordml/cex" xmlns:w16cid="http://schemas.microsoft.com/office/word/2016/wordml/cid" xmlns:w16="http://schemas.microsoft.com/office/word/2018/wordml" xmlns:w16du="http://schemas.microsoft.com/office/word/2023/wordml/word16du" xmlns:w16sdtdh="http://schemas.microsoft.com/office/word/2020/wordml/sdtdatahash" xmlns:w16sdtfl="http://schemas.microsoft.com/office/word/2024/wordml/sdtformatlock" xmlns:w16se="http://schemas.microsoft.com/office/word/2015/wordml/symex" xmlns:wpg="http://schemas.microsoft.com/office/word/2010/wordprocessingGroup" xmlns:wpi="http://schemas.microsoft.com/office/word/2010/wordprocessingInk" xmlns:wne="http://schemas.microsoft.com/office/word/2006/wordml" xmlns:wps="http://schemas.microsoft.com/office/word/2010/wordprocessingShape" mc:Ignorable="w14 w15 w16se w16cid w16 w16cex w16sdtdh w16sdtfl w16du wp14">
   <w:footnote w:type="separator" w:id="-1">
     <w:p>
       <w:pPr>
@@ -22808,7 +22870,7 @@
 </file>
 
 <file path=word/header1.xml><?xml version="1.0" encoding="utf-8"?>
-<w:hdr xmlns:wpc="http://schemas.microsoft.com/office/word/2010/wordprocessingCanvas" xmlns:cx="http://schemas.microsoft.com/office/drawing/2014/chartex" xmlns:cx1="http://schemas.microsoft.com/office/drawing/2015/9/8/chartex" xmlns:cx2="http://schemas.microsoft.com/office/drawing/2015/10/21/chartex" xmlns:cx3="http://schemas.microsoft.com/office/drawing/2016/5/9/chartex" xmlns:cx4="http://schemas.microsoft.com/office/drawing/2016/5/10/chartex" xmlns:cx5="http://schemas.microsoft.com/office/drawing/2016/5/11/chartex" xmlns:cx6="http://schemas.microsoft.com/office/drawing/2016/5/12/chartex" xmlns:cx7="http://schemas.microsoft.com/office/drawing/2016/5/13/chartex" xmlns:cx8="http://schemas.microsoft.com/office/drawing/2016/5/14/chartex" xmlns:mc="http://schemas.openxmlformats.org/markup-compatibility/2006" xmlns:aink="http://schemas.microsoft.com/office/drawing/2016/ink" xmlns:am3d="http://schemas.microsoft.com/office/drawing/2017/model3d" xmlns:o="urn:schemas-microsoft-com:office:office" xmlns:oel="http://schemas.microsoft.com/office/2019/extlst" xmlns:r="http://schemas.openxmlformats.org/officeDocument/2006/relationships" xmlns:m="http://schemas.openxmlformats.org/officeDocument/2006/math" xmlns:v="urn:schemas-microsoft-com:vml" xmlns:wp14="http://schemas.microsoft.com/office/word/2010/wordprocessingDrawing" xmlns:wp="http://schemas.openxmlformats.org/drawingml/2006/wordprocessingDrawing" xmlns:w10="urn:schemas-microsoft-com:office:word" xmlns:w="http://schemas.openxmlformats.org/wordprocessingml/2006/main" xmlns:w14="http://schemas.microsoft.com/office/word/2010/wordml" xmlns:w15="http://schemas.microsoft.com/office/word/2012/wordml" xmlns:w16cex="http://schemas.microsoft.com/office/word/2018/wordml/cex" xmlns:w16cid="http://schemas.microsoft.com/office/word/2016/wordml/cid" xmlns:w16="http://schemas.microsoft.com/office/word/2018/wordml" xmlns:w16du="http://schemas.microsoft.com/office/word/2023/wordml/word16du" xmlns:w16sdtdh="http://schemas.microsoft.com/office/word/2020/wordml/sdtdatahash" xmlns:w16se="http://schemas.microsoft.com/office/word/2015/wordml/symex" xmlns:wpg="http://schemas.microsoft.com/office/word/2010/wordprocessingGroup" xmlns:wpi="http://schemas.microsoft.com/office/word/2010/wordprocessingInk" xmlns:wne="http://schemas.microsoft.com/office/word/2006/wordml" xmlns:wps="http://schemas.microsoft.com/office/word/2010/wordprocessingShape" mc:Ignorable="w14 w15 w16se w16cid w16 w16cex w16sdtdh w16du wp14">
+<w:hdr xmlns:wpc="http://schemas.microsoft.com/office/word/2010/wordprocessingCanvas" xmlns:cx="http://schemas.microsoft.com/office/drawing/2014/chartex" xmlns:cx1="http://schemas.microsoft.com/office/drawing/2015/9/8/chartex" xmlns:cx2="http://schemas.microsoft.com/office/drawing/2015/10/21/chartex" xmlns:cx3="http://schemas.microsoft.com/office/drawing/2016/5/9/chartex" xmlns:cx4="http://schemas.microsoft.com/office/drawing/2016/5/10/chartex" xmlns:cx5="http://schemas.microsoft.com/office/drawing/2016/5/11/chartex" xmlns:cx6="http://schemas.microsoft.com/office/drawing/2016/5/12/chartex" xmlns:cx7="http://schemas.microsoft.com/office/drawing/2016/5/13/chartex" xmlns:cx8="http://schemas.microsoft.com/office/drawing/2016/5/14/chartex" xmlns:mc="http://schemas.openxmlformats.org/markup-compatibility/2006" xmlns:aink="http://schemas.microsoft.com/office/drawing/2016/ink" xmlns:am3d="http://schemas.microsoft.com/office/drawing/2017/model3d" xmlns:o="urn:schemas-microsoft-com:office:office" xmlns:oel="http://schemas.microsoft.com/office/2019/extlst" xmlns:r="http://schemas.openxmlformats.org/officeDocument/2006/relationships" xmlns:m="http://schemas.openxmlformats.org/officeDocument/2006/math" xmlns:v="urn:schemas-microsoft-com:vml" xmlns:wp14="http://schemas.microsoft.com/office/word/2010/wordprocessingDrawing" xmlns:wp="http://schemas.openxmlformats.org/drawingml/2006/wordprocessingDrawing" xmlns:w10="urn:schemas-microsoft-com:office:word" xmlns:w="http://schemas.openxmlformats.org/wordprocessingml/2006/main" xmlns:w14="http://schemas.microsoft.com/office/word/2010/wordml" xmlns:w15="http://schemas.microsoft.com/office/word/2012/wordml" xmlns:w16cex="http://schemas.microsoft.com/office/word/2018/wordml/cex" xmlns:w16cid="http://schemas.microsoft.com/office/word/2016/wordml/cid" xmlns:w16="http://schemas.microsoft.com/office/word/2018/wordml" xmlns:w16du="http://schemas.microsoft.com/office/word/2023/wordml/word16du" xmlns:w16sdtdh="http://schemas.microsoft.com/office/word/2020/wordml/sdtdatahash" xmlns:w16sdtfl="http://schemas.microsoft.com/office/word/2024/wordml/sdtformatlock" xmlns:w16se="http://schemas.microsoft.com/office/word/2015/wordml/symex" xmlns:wpg="http://schemas.microsoft.com/office/word/2010/wordprocessingGroup" xmlns:wpi="http://schemas.microsoft.com/office/word/2010/wordprocessingInk" xmlns:wne="http://schemas.microsoft.com/office/word/2006/wordml" xmlns:wps="http://schemas.microsoft.com/office/word/2010/wordprocessingShape" mc:Ignorable="w14 w15 w16se w16cid w16 w16cex w16sdtdh w16sdtfl w16du wp14">
   <w:tbl>
     <w:tblPr>
       <w:tblStyle w:val="Tablaconcuadrcula"/>
@@ -23098,7 +23160,7 @@
 </file>
 
 <file path=word/numbering.xml><?xml version="1.0" encoding="utf-8"?>
-<w:numbering xmlns:wpc="http://schemas.microsoft.com/office/word/2010/wordprocessingCanvas" xmlns:cx="http://schemas.microsoft.com/office/drawing/2014/chartex" xmlns:cx1="http://schemas.microsoft.com/office/drawing/2015/9/8/chartex" xmlns:cx2="http://schemas.microsoft.com/office/drawing/2015/10/21/chartex" xmlns:cx3="http://schemas.microsoft.com/office/drawing/2016/5/9/chartex" xmlns:cx4="http://schemas.microsoft.com/office/drawing/2016/5/10/chartex" xmlns:cx5="http://schemas.microsoft.com/office/drawing/2016/5/11/chartex" xmlns:cx6="http://schemas.microsoft.com/office/drawing/2016/5/12/chartex" xmlns:cx7="http://schemas.microsoft.com/office/drawing/2016/5/13/chartex" xmlns:cx8="http://schemas.microsoft.com/office/drawing/2016/5/14/chartex" xmlns:mc="http://schemas.openxmlformats.org/markup-compatibility/2006" xmlns:aink="http://schemas.microsoft.com/office/drawing/2016/ink" xmlns:am3d="http://schemas.microsoft.com/office/drawing/2017/model3d" xmlns:o="urn:schemas-microsoft-com:office:office" xmlns:oel="http://schemas.microsoft.com/office/2019/extlst" xmlns:r="http://schemas.openxmlformats.org/officeDocument/2006/relationships" xmlns:m="http://schemas.openxmlformats.org/officeDocument/2006/math" xmlns:v="urn:schemas-microsoft-com:vml" xmlns:wp14="http://schemas.microsoft.com/office/word/2010/wordprocessingDrawing" xmlns:wp="http://schemas.openxmlformats.org/drawingml/2006/wordprocessingDrawing" xmlns:w10="urn:schemas-microsoft-com:office:word" xmlns:w="http://schemas.openxmlformats.org/wordprocessingml/2006/main" xmlns:w14="http://schemas.microsoft.com/office/word/2010/wordml" xmlns:w15="http://schemas.microsoft.com/office/word/2012/wordml" xmlns:w16cex="http://schemas.microsoft.com/office/word/2018/wordml/cex" xmlns:w16cid="http://schemas.microsoft.com/office/word/2016/wordml/cid" xmlns:w16="http://schemas.microsoft.com/office/word/2018/wordml" xmlns:w16du="http://schemas.microsoft.com/office/word/2023/wordml/word16du" xmlns:w16sdtdh="http://schemas.microsoft.com/office/word/2020/wordml/sdtdatahash" xmlns:w16se="http://schemas.microsoft.com/office/word/2015/wordml/symex" xmlns:wpg="http://schemas.microsoft.com/office/word/2010/wordprocessingGroup" xmlns:wpi="http://schemas.microsoft.com/office/word/2010/wordprocessingInk" xmlns:wne="http://schemas.microsoft.com/office/word/2006/wordml" xmlns:wps="http://schemas.microsoft.com/office/word/2010/wordprocessingShape" mc:Ignorable="w14 w15 w16se w16cid w16 w16cex w16sdtdh w16du wp14">
+<w:numbering xmlns:wpc="http://schemas.microsoft.com/office/word/2010/wordprocessingCanvas" xmlns:cx="http://schemas.microsoft.com/office/drawing/2014/chartex" xmlns:cx1="http://schemas.microsoft.com/office/drawing/2015/9/8/chartex" xmlns:cx2="http://schemas.microsoft.com/office/drawing/2015/10/21/chartex" xmlns:cx3="http://schemas.microsoft.com/office/drawing/2016/5/9/chartex" xmlns:cx4="http://schemas.microsoft.com/office/drawing/2016/5/10/chartex" xmlns:cx5="http://schemas.microsoft.com/office/drawing/2016/5/11/chartex" xmlns:cx6="http://schemas.microsoft.com/office/drawing/2016/5/12/chartex" xmlns:cx7="http://schemas.microsoft.com/office/drawing/2016/5/13/chartex" xmlns:cx8="http://schemas.microsoft.com/office/drawing/2016/5/14/chartex" xmlns:mc="http://schemas.openxmlformats.org/markup-compatibility/2006" xmlns:aink="http://schemas.microsoft.com/office/drawing/2016/ink" xmlns:am3d="http://schemas.microsoft.com/office/drawing/2017/model3d" xmlns:o="urn:schemas-microsoft-com:office:office" xmlns:oel="http://schemas.microsoft.com/office/2019/extlst" xmlns:r="http://schemas.openxmlformats.org/officeDocument/2006/relationships" xmlns:m="http://schemas.openxmlformats.org/officeDocument/2006/math" xmlns:v="urn:schemas-microsoft-com:vml" xmlns:wp14="http://schemas.microsoft.com/office/word/2010/wordprocessingDrawing" xmlns:wp="http://schemas.openxmlformats.org/drawingml/2006/wordprocessingDrawing" xmlns:w10="urn:schemas-microsoft-com:office:word" xmlns:w="http://schemas.openxmlformats.org/wordprocessingml/2006/main" xmlns:w14="http://schemas.microsoft.com/office/word/2010/wordml" xmlns:w15="http://schemas.microsoft.com/office/word/2012/wordml" xmlns:w16cex="http://schemas.microsoft.com/office/word/2018/wordml/cex" xmlns:w16cid="http://schemas.microsoft.com/office/word/2016/wordml/cid" xmlns:w16="http://schemas.microsoft.com/office/word/2018/wordml" xmlns:w16du="http://schemas.microsoft.com/office/word/2023/wordml/word16du" xmlns:w16sdtdh="http://schemas.microsoft.com/office/word/2020/wordml/sdtdatahash" xmlns:w16sdtfl="http://schemas.microsoft.com/office/word/2024/wordml/sdtformatlock" xmlns:w16se="http://schemas.microsoft.com/office/word/2015/wordml/symex" xmlns:wpg="http://schemas.microsoft.com/office/word/2010/wordprocessingGroup" xmlns:wpi="http://schemas.microsoft.com/office/word/2010/wordprocessingInk" xmlns:wne="http://schemas.microsoft.com/office/word/2006/wordml" xmlns:wps="http://schemas.microsoft.com/office/word/2010/wordprocessingShape" mc:Ignorable="w14 w15 w16se w16cid w16 w16cex w16sdtdh w16sdtfl w16du wp14">
   <w:abstractNum w:abstractNumId="0" w15:restartNumberingAfterBreak="0">
     <w:nsid w:val="08D86D46"/>
     <w:multiLevelType w:val="hybridMultilevel"/>
@@ -27272,7 +27334,7 @@
 </file>
 
 <file path=word/styles.xml><?xml version="1.0" encoding="utf-8"?>
-<w:styles xmlns:mc="http://schemas.openxmlformats.org/markup-compatibility/2006" xmlns:r="http://schemas.openxmlformats.org/officeDocument/2006/relationships" xmlns:w="http://schemas.openxmlformats.org/wordprocessingml/2006/main" xmlns:w14="http://schemas.microsoft.com/office/word/2010/wordml" xmlns:w15="http://schemas.microsoft.com/office/word/2012/wordml" xmlns:w16cex="http://schemas.microsoft.com/office/word/2018/wordml/cex" xmlns:w16cid="http://schemas.microsoft.com/office/word/2016/wordml/cid" xmlns:w16="http://schemas.microsoft.com/office/word/2018/wordml" xmlns:w16du="http://schemas.microsoft.com/office/word/2023/wordml/word16du" xmlns:w16sdtdh="http://schemas.microsoft.com/office/word/2020/wordml/sdtdatahash" xmlns:w16se="http://schemas.microsoft.com/office/word/2015/wordml/symex" mc:Ignorable="w14 w15 w16se w16cid w16 w16cex w16sdtdh w16du">
+<w:styles xmlns:mc="http://schemas.openxmlformats.org/markup-compatibility/2006" xmlns:r="http://schemas.openxmlformats.org/officeDocument/2006/relationships" xmlns:w="http://schemas.openxmlformats.org/wordprocessingml/2006/main" xmlns:w14="http://schemas.microsoft.com/office/word/2010/wordml" xmlns:w15="http://schemas.microsoft.com/office/word/2012/wordml" xmlns:w16cex="http://schemas.microsoft.com/office/word/2018/wordml/cex" xmlns:w16cid="http://schemas.microsoft.com/office/word/2016/wordml/cid" xmlns:w16="http://schemas.microsoft.com/office/word/2018/wordml" xmlns:w16du="http://schemas.microsoft.com/office/word/2023/wordml/word16du" xmlns:w16sdtdh="http://schemas.microsoft.com/office/word/2020/wordml/sdtdatahash" xmlns:w16sdtfl="http://schemas.microsoft.com/office/word/2024/wordml/sdtformatlock" xmlns:w16se="http://schemas.microsoft.com/office/word/2015/wordml/symex" mc:Ignorable="w14 w15 w16se w16cid w16 w16cex w16sdtdh w16sdtfl w16du">
   <w:docDefaults>
     <w:rPrDefault>
       <w:rPr>
@@ -28308,7 +28370,7 @@
       <w14:ligatures w14:val="none"/>
     </w:rPr>
   </w:style>
-  <w:style w:type="character" w:styleId="Textoennegrita">
+  <w:style w:type="character" w:styleId="Fuerte">
     <w:name w:val="Strong"/>
     <w:basedOn w:val="Fuentedeprrafopredeter"/>
     <w:uiPriority w:val="22"/>
